--- a/2 курс/4 семестр/Технлония разработки программных приложений/2ПР/2ПР_Астахов_СП_ИКБО-50-23.docx
+++ b/2 курс/4 семестр/Технлония разработки программных приложений/2ПР/2ПР_Астахов_СП_ИКБО-50-23.docx
@@ -566,8 +566,42 @@
                 <w:sz w:val="28"/>
                 <w:szCs w:val="28"/>
               </w:rPr>
-              <w:t>Основы работы с Bash Scriptами</w:t>
-            </w:r>
+              <w:t xml:space="preserve">Основы работы с </w:t>
+            </w:r>
+            <w:proofErr w:type="spellStart"/>
+            <w:r>
+              <w:rPr>
+                <w:rFonts w:ascii="Times New Roman" w:hAnsi="Times New Roman"/>
+                <w:b/>
+                <w:spacing w:val="-5"/>
+                <w:sz w:val="28"/>
+                <w:szCs w:val="28"/>
+              </w:rPr>
+              <w:t>Bash</w:t>
+            </w:r>
+            <w:proofErr w:type="spellEnd"/>
+            <w:r>
+              <w:rPr>
+                <w:rFonts w:ascii="Times New Roman" w:hAnsi="Times New Roman"/>
+                <w:b/>
+                <w:spacing w:val="-5"/>
+                <w:sz w:val="28"/>
+                <w:szCs w:val="28"/>
+              </w:rPr>
+              <w:t xml:space="preserve"> </w:t>
+            </w:r>
+            <w:proofErr w:type="spellStart"/>
+            <w:r>
+              <w:rPr>
+                <w:rFonts w:ascii="Times New Roman" w:hAnsi="Times New Roman"/>
+                <w:b/>
+                <w:spacing w:val="-5"/>
+                <w:sz w:val="28"/>
+                <w:szCs w:val="28"/>
+              </w:rPr>
+              <w:t>Scriptами</w:t>
+            </w:r>
+            <w:proofErr w:type="spellEnd"/>
             <w:r>
               <w:rPr>
                 <w:rFonts w:ascii="Times New Roman" w:hAnsi="Times New Roman"/>
@@ -1513,7 +1547,7 @@
           <w:r>
             <w:fldChar w:fldCharType="separate"/>
           </w:r>
-          <w:hyperlink w:anchor="_Toc191205641" w:history="1">
+          <w:hyperlink w:anchor="_Toc191838086" w:history="1">
             <w:r>
               <w:rPr>
                 <w:rStyle w:val="a5"/>
@@ -1535,7 +1569,7 @@
                 <w:rStyle w:val="a5"/>
                 <w:noProof/>
               </w:rPr>
-              <w:t>Формулировка задачи и решение</w:t>
+              <w:t>Формулировка задачи</w:t>
             </w:r>
             <w:r>
               <w:rPr>
@@ -1556,7 +1590,7 @@
                 <w:noProof/>
                 <w:webHidden/>
               </w:rPr>
-              <w:instrText xml:space="preserve"> PAGEREF _Toc191205641 \h </w:instrText>
+              <w:instrText xml:space="preserve"> PAGEREF _Toc191838086 \h </w:instrText>
             </w:r>
             <w:r>
               <w:rPr>
@@ -1576,7 +1610,7 @@
                 <w:noProof/>
                 <w:webHidden/>
               </w:rPr>
-              <w:t>2</w:t>
+              <w:t>3</w:t>
             </w:r>
             <w:r>
               <w:rPr>
@@ -1597,7 +1631,7 @@
               <w:lang w:eastAsia="ru-RU"/>
             </w:rPr>
           </w:pPr>
-          <w:hyperlink w:anchor="_Toc191205642" w:history="1">
+          <w:hyperlink w:anchor="_Toc191838087" w:history="1">
             <w:r>
               <w:rPr>
                 <w:rStyle w:val="a5"/>
@@ -1619,7 +1653,7 @@
                 <w:rStyle w:val="a5"/>
                 <w:noProof/>
               </w:rPr>
-              <w:t>Контрольные вопросы</w:t>
+              <w:t>Решение</w:t>
             </w:r>
             <w:r>
               <w:rPr>
@@ -1640,7 +1674,7 @@
                 <w:noProof/>
                 <w:webHidden/>
               </w:rPr>
-              <w:instrText xml:space="preserve"> PAGEREF _Toc191205642 \h </w:instrText>
+              <w:instrText xml:space="preserve"> PAGEREF _Toc191838087 \h </w:instrText>
             </w:r>
             <w:r>
               <w:rPr>
@@ -1661,6 +1695,196 @@
                 <w:webHidden/>
               </w:rPr>
               <w:t>4</w:t>
+            </w:r>
+            <w:r>
+              <w:rPr>
+                <w:noProof/>
+                <w:webHidden/>
+              </w:rPr>
+              <w:fldChar w:fldCharType="end"/>
+            </w:r>
+          </w:hyperlink>
+        </w:p>
+        <w:p>
+          <w:pPr>
+            <w:pStyle w:val="21"/>
+            <w:tabs>
+              <w:tab w:val="left" w:pos="1540"/>
+              <w:tab w:val="right" w:leader="dot" w:pos="9345"/>
+            </w:tabs>
+            <w:rPr>
+              <w:rFonts w:asciiTheme="minorHAnsi" w:eastAsiaTheme="minorEastAsia" w:hAnsiTheme="minorHAnsi"/>
+              <w:noProof/>
+              <w:sz w:val="22"/>
+              <w:lang w:eastAsia="ru-RU"/>
+            </w:rPr>
+          </w:pPr>
+          <w:hyperlink w:anchor="_Toc191838088" w:history="1">
+            <w:r>
+              <w:rPr>
+                <w:rStyle w:val="a5"/>
+                <w:bCs/>
+                <w:noProof/>
+                <w14:scene3d>
+                  <w14:camera w14:prst="orthographicFront"/>
+                  <w14:lightRig w14:rig="threePt" w14:dir="t">
+                    <w14:rot w14:lat="0" w14:lon="0" w14:rev="0"/>
+                  </w14:lightRig>
+                </w14:scene3d>
+              </w:rPr>
+              <w:t>a)</w:t>
+            </w:r>
+            <w:r>
+              <w:rPr>
+                <w:rFonts w:asciiTheme="minorHAnsi" w:eastAsiaTheme="minorEastAsia" w:hAnsiTheme="minorHAnsi"/>
+                <w:noProof/>
+                <w:sz w:val="22"/>
+                <w:lang w:eastAsia="ru-RU"/>
+              </w:rPr>
+              <w:tab/>
+            </w:r>
+            <w:r>
+              <w:rPr>
+                <w:rStyle w:val="a5"/>
+                <w:noProof/>
+              </w:rPr>
+              <w:t>Часть 1. Результат выполнения bash-скриптов, а также текст самого скрипта.</w:t>
+            </w:r>
+            <w:r>
+              <w:rPr>
+                <w:noProof/>
+                <w:webHidden/>
+              </w:rPr>
+              <w:tab/>
+            </w:r>
+            <w:r>
+              <w:rPr>
+                <w:noProof/>
+                <w:webHidden/>
+              </w:rPr>
+              <w:fldChar w:fldCharType="begin"/>
+            </w:r>
+            <w:r>
+              <w:rPr>
+                <w:noProof/>
+                <w:webHidden/>
+              </w:rPr>
+              <w:instrText xml:space="preserve"> PAGEREF _Toc191838088 \h </w:instrText>
+            </w:r>
+            <w:r>
+              <w:rPr>
+                <w:noProof/>
+                <w:webHidden/>
+              </w:rPr>
+            </w:r>
+            <w:r>
+              <w:rPr>
+                <w:noProof/>
+                <w:webHidden/>
+              </w:rPr>
+              <w:fldChar w:fldCharType="separate"/>
+            </w:r>
+            <w:r>
+              <w:rPr>
+                <w:noProof/>
+                <w:webHidden/>
+              </w:rPr>
+              <w:t>4</w:t>
+            </w:r>
+            <w:r>
+              <w:rPr>
+                <w:noProof/>
+                <w:webHidden/>
+              </w:rPr>
+              <w:fldChar w:fldCharType="end"/>
+            </w:r>
+          </w:hyperlink>
+        </w:p>
+        <w:p>
+          <w:pPr>
+            <w:pStyle w:val="21"/>
+            <w:tabs>
+              <w:tab w:val="left" w:pos="1540"/>
+              <w:tab w:val="right" w:leader="dot" w:pos="9345"/>
+            </w:tabs>
+            <w:rPr>
+              <w:rFonts w:asciiTheme="minorHAnsi" w:eastAsiaTheme="minorEastAsia" w:hAnsiTheme="minorHAnsi"/>
+              <w:noProof/>
+              <w:sz w:val="22"/>
+              <w:lang w:eastAsia="ru-RU"/>
+            </w:rPr>
+          </w:pPr>
+          <w:hyperlink w:anchor="_Toc191838089" w:history="1">
+            <w:r>
+              <w:rPr>
+                <w:rStyle w:val="a5"/>
+                <w:bCs/>
+                <w:noProof/>
+                <w14:scene3d>
+                  <w14:camera w14:prst="orthographicFront"/>
+                  <w14:lightRig w14:rig="threePt" w14:dir="t">
+                    <w14:rot w14:lat="0" w14:lon="0" w14:rev="0"/>
+                  </w14:lightRig>
+                </w14:scene3d>
+              </w:rPr>
+              <w:t>b)</w:t>
+            </w:r>
+            <w:r>
+              <w:rPr>
+                <w:rFonts w:asciiTheme="minorHAnsi" w:eastAsiaTheme="minorEastAsia" w:hAnsiTheme="minorHAnsi"/>
+                <w:noProof/>
+                <w:sz w:val="22"/>
+                <w:lang w:eastAsia="ru-RU"/>
+              </w:rPr>
+              <w:tab/>
+            </w:r>
+            <w:r>
+              <w:rPr>
+                <w:rStyle w:val="a5"/>
+                <w:noProof/>
+              </w:rPr>
+              <w:t>Часть 2. Описание найденных зависимостей, текст или скриншот файла requirements.txt, текст или скриншот итогового скрипта, скриншоты выполненной работы.</w:t>
+            </w:r>
+            <w:r>
+              <w:rPr>
+                <w:noProof/>
+                <w:webHidden/>
+              </w:rPr>
+              <w:tab/>
+            </w:r>
+            <w:r>
+              <w:rPr>
+                <w:noProof/>
+                <w:webHidden/>
+              </w:rPr>
+              <w:fldChar w:fldCharType="begin"/>
+            </w:r>
+            <w:r>
+              <w:rPr>
+                <w:noProof/>
+                <w:webHidden/>
+              </w:rPr>
+              <w:instrText xml:space="preserve"> PAGEREF _Toc191838089 \h </w:instrText>
+            </w:r>
+            <w:r>
+              <w:rPr>
+                <w:noProof/>
+                <w:webHidden/>
+              </w:rPr>
+            </w:r>
+            <w:r>
+              <w:rPr>
+                <w:noProof/>
+                <w:webHidden/>
+              </w:rPr>
+              <w:fldChar w:fldCharType="separate"/>
+            </w:r>
+            <w:r>
+              <w:rPr>
+                <w:noProof/>
+                <w:webHidden/>
+              </w:rPr>
+              <w:t>10</w:t>
             </w:r>
             <w:r>
               <w:rPr>
@@ -1681,7 +1905,7 @@
               <w:lang w:eastAsia="ru-RU"/>
             </w:rPr>
           </w:pPr>
-          <w:hyperlink w:anchor="_Toc191205643" w:history="1">
+          <w:hyperlink w:anchor="_Toc191838090" w:history="1">
             <w:r>
               <w:rPr>
                 <w:rStyle w:val="a5"/>
@@ -1724,7 +1948,7 @@
                 <w:noProof/>
                 <w:webHidden/>
               </w:rPr>
-              <w:instrText xml:space="preserve"> PAGEREF _Toc191205643 \h </w:instrText>
+              <w:instrText xml:space="preserve"> PAGEREF _Toc191838090 \h </w:instrText>
             </w:r>
             <w:r>
               <w:rPr>
@@ -1744,91 +1968,7 @@
                 <w:noProof/>
                 <w:webHidden/>
               </w:rPr>
-              <w:t>5</w:t>
-            </w:r>
-            <w:r>
-              <w:rPr>
-                <w:noProof/>
-                <w:webHidden/>
-              </w:rPr>
-              <w:fldChar w:fldCharType="end"/>
-            </w:r>
-          </w:hyperlink>
-        </w:p>
-        <w:p>
-          <w:pPr>
-            <w:pStyle w:val="11"/>
-            <w:rPr>
-              <w:rFonts w:asciiTheme="minorHAnsi" w:eastAsiaTheme="minorEastAsia" w:hAnsiTheme="minorHAnsi"/>
-              <w:noProof/>
-              <w:sz w:val="22"/>
-              <w:lang w:eastAsia="ru-RU"/>
-            </w:rPr>
-          </w:pPr>
-          <w:hyperlink w:anchor="_Toc191205644" w:history="1">
-            <w:r>
-              <w:rPr>
-                <w:rStyle w:val="a5"/>
-                <w:noProof/>
-              </w:rPr>
-              <w:t>4</w:t>
-            </w:r>
-            <w:r>
-              <w:rPr>
-                <w:rFonts w:asciiTheme="minorHAnsi" w:eastAsiaTheme="minorEastAsia" w:hAnsiTheme="minorHAnsi"/>
-                <w:noProof/>
-                <w:sz w:val="22"/>
-                <w:lang w:eastAsia="ru-RU"/>
-              </w:rPr>
-              <w:tab/>
-            </w:r>
-            <w:r>
-              <w:rPr>
-                <w:rStyle w:val="a5"/>
-                <w:noProof/>
-              </w:rPr>
-              <w:t>Дополнительная литература</w:t>
-            </w:r>
-            <w:r>
-              <w:rPr>
-                <w:noProof/>
-                <w:webHidden/>
-              </w:rPr>
-              <w:tab/>
-            </w:r>
-            <w:r>
-              <w:rPr>
-                <w:noProof/>
-                <w:webHidden/>
-              </w:rPr>
-              <w:fldChar w:fldCharType="begin"/>
-            </w:r>
-            <w:r>
-              <w:rPr>
-                <w:noProof/>
-                <w:webHidden/>
-              </w:rPr>
-              <w:instrText xml:space="preserve"> PAGEREF _Toc191205644 \h </w:instrText>
-            </w:r>
-            <w:r>
-              <w:rPr>
-                <w:noProof/>
-                <w:webHidden/>
-              </w:rPr>
-            </w:r>
-            <w:r>
-              <w:rPr>
-                <w:noProof/>
-                <w:webHidden/>
-              </w:rPr>
-              <w:fldChar w:fldCharType="separate"/>
-            </w:r>
-            <w:r>
-              <w:rPr>
-                <w:noProof/>
-                <w:webHidden/>
-              </w:rPr>
-              <w:t>6</w:t>
+              <w:t>11</w:t>
             </w:r>
             <w:r>
               <w:rPr>
@@ -1883,55 +2023,1261 @@
     </w:p>
     <w:p>
       <w:pPr>
-        <w:ind w:firstLine="0"/>
-      </w:pPr>
-    </w:p>
-    <w:p>
-      <w:pPr>
-        <w:ind w:firstLine="0"/>
-      </w:pPr>
-    </w:p>
-    <w:p>
-      <w:pPr>
         <w:pStyle w:val="1"/>
       </w:pPr>
       <w:bookmarkStart w:id="0" w:name="_Toc190603382"/>
-      <w:bookmarkStart w:id="1" w:name="_Toc191205641"/>
+      <w:bookmarkStart w:id="1" w:name="_Toc191838086"/>
       <w:r>
         <w:lastRenderedPageBreak/>
-        <w:t>Формулировка задачи и решение</w:t>
+        <w:t>Формулировка задачи</w:t>
       </w:r>
       <w:bookmarkEnd w:id="0"/>
       <w:bookmarkEnd w:id="1"/>
     </w:p>
     <w:p>
       <w:pPr>
-        <w:ind w:firstLine="708"/>
-      </w:pPr>
+        <w:rPr>
+          <w:b/>
+          <w:bCs/>
+          <w:lang w:val="en-US"/>
+        </w:rPr>
+      </w:pPr>
+      <w:r>
+        <w:rPr>
+          <w:b/>
+          <w:bCs/>
+        </w:rPr>
+        <w:t>Задания</w:t>
+      </w:r>
+      <w:r>
+        <w:rPr>
+          <w:b/>
+          <w:bCs/>
+          <w:lang w:val="en-US"/>
+        </w:rPr>
+        <w:t>:</w:t>
+      </w:r>
+    </w:p>
+    <w:p>
+      <w:pPr>
+        <w:rPr>
+          <w:b/>
+          <w:bCs/>
+          <w:lang w:val="en-US"/>
+        </w:rPr>
+      </w:pPr>
+      <w:r>
+        <w:rPr>
+          <w:b/>
+          <w:bCs/>
+        </w:rPr>
+        <w:t>Часть 1</w:t>
+      </w:r>
+      <w:r>
+        <w:rPr>
+          <w:b/>
+          <w:bCs/>
+        </w:rPr>
+        <w:t>:</w:t>
+      </w:r>
+      <w:r>
+        <w:t xml:space="preserve"> </w:t>
+      </w:r>
+    </w:p>
+    <w:p>
+      <w:pPr>
+        <w:pStyle w:val="a4"/>
+        <w:numPr>
+          <w:ilvl w:val="0"/>
+          <w:numId w:val="31"/>
+        </w:numPr>
+      </w:pPr>
+      <w:r>
+        <w:t>Напи</w:t>
+      </w:r>
+      <w:r>
+        <w:t>сать</w:t>
+      </w:r>
+      <w:r>
+        <w:t xml:space="preserve"> сценарий, который выводит дату, время, список зарегистрировавшихся пользователей, и </w:t>
+      </w:r>
+      <w:proofErr w:type="spellStart"/>
+      <w:r>
+        <w:t>uptime</w:t>
+      </w:r>
+      <w:proofErr w:type="spellEnd"/>
+      <w:r>
+        <w:t xml:space="preserve"> системы и сохраняет эту информацию в файл. </w:t>
+      </w:r>
+    </w:p>
+    <w:p>
+      <w:pPr>
+        <w:pStyle w:val="a4"/>
+        <w:numPr>
+          <w:ilvl w:val="0"/>
+          <w:numId w:val="31"/>
+        </w:numPr>
+      </w:pPr>
+      <w:r>
+        <w:t>Напи</w:t>
+      </w:r>
+      <w:r>
+        <w:t>сать</w:t>
+      </w:r>
+      <w:r>
+        <w:t xml:space="preserve"> сценарий, который выводит содержимое любого каталога или сообщение о том, что его не существует. </w:t>
+      </w:r>
+    </w:p>
+    <w:p>
+      <w:pPr>
+        <w:pStyle w:val="a4"/>
+        <w:numPr>
+          <w:ilvl w:val="0"/>
+          <w:numId w:val="31"/>
+        </w:numPr>
+      </w:pPr>
+      <w:r>
+        <w:t>Напи</w:t>
+      </w:r>
+      <w:r>
+        <w:t>сать</w:t>
+      </w:r>
+      <w:r>
+        <w:t xml:space="preserve"> сценарий, который с помощью цикла прочитает файл и выведет его содержимое. </w:t>
+      </w:r>
+    </w:p>
+    <w:p>
+      <w:pPr>
+        <w:pStyle w:val="a4"/>
+        <w:numPr>
+          <w:ilvl w:val="0"/>
+          <w:numId w:val="31"/>
+        </w:numPr>
+      </w:pPr>
+      <w:r>
+        <w:t>Напи</w:t>
+      </w:r>
+      <w:r>
+        <w:t xml:space="preserve">сать </w:t>
+      </w:r>
+      <w:r>
+        <w:t xml:space="preserve">сценарий, который с помощью цикла выведет список файлов и директорий из текущего каталога, укажет, что есть файл, а что директория. </w:t>
+      </w:r>
+    </w:p>
+    <w:p>
+      <w:pPr>
+        <w:pStyle w:val="a4"/>
+        <w:numPr>
+          <w:ilvl w:val="0"/>
+          <w:numId w:val="31"/>
+        </w:numPr>
+      </w:pPr>
+      <w:r>
+        <w:t>Напи</w:t>
+      </w:r>
+      <w:r>
+        <w:t>сать</w:t>
+      </w:r>
+      <w:r>
+        <w:t xml:space="preserve"> сценарий, который подсчитает объем диска, занимаемого директорией. В качестве директории можно выбрать любую директорию в системе. </w:t>
+      </w:r>
+    </w:p>
+    <w:p>
+      <w:pPr>
+        <w:pStyle w:val="a4"/>
+        <w:numPr>
+          <w:ilvl w:val="0"/>
+          <w:numId w:val="31"/>
+        </w:numPr>
+      </w:pPr>
+      <w:r>
+        <w:t>Напи</w:t>
+      </w:r>
+      <w:r>
+        <w:t>сать</w:t>
+      </w:r>
+      <w:r>
+        <w:t xml:space="preserve"> сценарий, который выведет список всех исполняемых файлов в директории, для которых у текущего пользователя есть права на исполнение.</w:t>
+      </w:r>
+    </w:p>
+    <w:p>
+      <w:pPr>
+        <w:ind w:firstLine="360"/>
+        <w:rPr>
+          <w:b/>
+          <w:bCs/>
+        </w:rPr>
+      </w:pPr>
+      <w:r>
+        <w:rPr>
+          <w:b/>
+          <w:bCs/>
+        </w:rPr>
+        <w:t>Часть 2</w:t>
+      </w:r>
+      <w:r>
+        <w:rPr>
+          <w:b/>
+          <w:bCs/>
+        </w:rPr>
+        <w:t>:</w:t>
+      </w:r>
+    </w:p>
+    <w:p>
+      <w:pPr>
+        <w:pStyle w:val="a4"/>
+        <w:numPr>
+          <w:ilvl w:val="0"/>
+          <w:numId w:val="32"/>
+        </w:numPr>
+        <w:ind w:left="714" w:hanging="357"/>
+      </w:pPr>
+      <w:r>
+        <w:t>Определение зависимостей проекта</w:t>
+      </w:r>
+    </w:p>
+    <w:p>
+      <w:pPr>
+        <w:pStyle w:val="a4"/>
+        <w:numPr>
+          <w:ilvl w:val="0"/>
+          <w:numId w:val="32"/>
+        </w:numPr>
+        <w:ind w:left="714" w:hanging="357"/>
+      </w:pPr>
+      <w:r>
+        <w:t>Создание виртуального окружения</w:t>
+      </w:r>
+    </w:p>
+    <w:p>
+      <w:pPr>
+        <w:pStyle w:val="a4"/>
+        <w:numPr>
+          <w:ilvl w:val="0"/>
+          <w:numId w:val="32"/>
+        </w:numPr>
+        <w:ind w:left="714" w:hanging="357"/>
+      </w:pPr>
+      <w:r>
+        <w:t>Написание скрипта запуска приложения на новой системе</w:t>
+      </w:r>
+    </w:p>
+    <w:p>
+      <w:bookmarkStart w:id="2" w:name="_Toc190603384"/>
+    </w:p>
+    <w:p>
+      <w:pPr>
+        <w:ind w:firstLine="0"/>
+      </w:pPr>
+    </w:p>
+    <w:p>
+      <w:pPr>
+        <w:pStyle w:val="1"/>
+      </w:pPr>
+      <w:bookmarkStart w:id="3" w:name="_Toc191838087"/>
+      <w:r>
+        <w:lastRenderedPageBreak/>
+        <w:t>Решение</w:t>
+      </w:r>
+      <w:bookmarkEnd w:id="3"/>
+    </w:p>
+    <w:p>
+      <w:pPr>
+        <w:pStyle w:val="2"/>
+        <w:numPr>
+          <w:ilvl w:val="1"/>
+          <w:numId w:val="36"/>
+        </w:numPr>
+      </w:pPr>
+      <w:bookmarkStart w:id="4" w:name="_Toc191838088"/>
+      <w:r>
+        <w:t xml:space="preserve">Часть 1. Результат выполнения </w:t>
+      </w:r>
+      <w:proofErr w:type="spellStart"/>
+      <w:r>
+        <w:t>bash</w:t>
+      </w:r>
+      <w:proofErr w:type="spellEnd"/>
+      <w:r>
+        <w:t>-скриптов, а также текст самого скрипта.</w:t>
+      </w:r>
+      <w:bookmarkEnd w:id="4"/>
+      <w:r>
+        <w:t xml:space="preserve"> </w:t>
+      </w:r>
+    </w:p>
+    <w:p>
+      <w:pPr>
+        <w:pStyle w:val="a4"/>
+        <w:numPr>
+          <w:ilvl w:val="0"/>
+          <w:numId w:val="37"/>
+        </w:numPr>
+      </w:pPr>
+      <w:r>
+        <w:t xml:space="preserve">Написать сценарий, который выводит дату, время, список зарегистрировавшихся пользователей, и </w:t>
+      </w:r>
+      <w:proofErr w:type="spellStart"/>
+      <w:r>
+        <w:t>uptime</w:t>
+      </w:r>
+      <w:proofErr w:type="spellEnd"/>
+      <w:r>
+        <w:t xml:space="preserve"> системы и сохраняет эту информацию в файл. </w:t>
+      </w:r>
+    </w:p>
+    <w:p>
+      <w:pPr>
+        <w:pStyle w:val="a9"/>
+      </w:pPr>
+      <w:r>
+        <w:drawing>
+          <wp:inline distT="0" distB="0" distL="0" distR="0" wp14:anchorId="760372DA" wp14:editId="46BE0F8C">
+            <wp:extent cx="4953000" cy="3425538"/>
+            <wp:effectExtent l="0" t="0" r="0" b="3810"/>
+            <wp:docPr id="1" name="Рисунок 1"/>
+            <wp:cNvGraphicFramePr>
+              <a:graphicFrameLocks xmlns:a="http://schemas.openxmlformats.org/drawingml/2006/main" noChangeAspect="1"/>
+            </wp:cNvGraphicFramePr>
+            <a:graphic xmlns:a="http://schemas.openxmlformats.org/drawingml/2006/main">
+              <a:graphicData uri="http://schemas.openxmlformats.org/drawingml/2006/picture">
+                <pic:pic xmlns:pic="http://schemas.openxmlformats.org/drawingml/2006/picture">
+                  <pic:nvPicPr>
+                    <pic:cNvPr id="1" name=""/>
+                    <pic:cNvPicPr/>
+                  </pic:nvPicPr>
+                  <pic:blipFill>
+                    <a:blip r:embed="rId8"/>
+                    <a:stretch>
+                      <a:fillRect/>
+                    </a:stretch>
+                  </pic:blipFill>
+                  <pic:spPr>
+                    <a:xfrm>
+                      <a:off x="0" y="0"/>
+                      <a:ext cx="4957716" cy="3428799"/>
+                    </a:xfrm>
+                    <a:prstGeom prst="rect">
+                      <a:avLst/>
+                    </a:prstGeom>
+                  </pic:spPr>
+                </pic:pic>
+              </a:graphicData>
+            </a:graphic>
+          </wp:inline>
+        </w:drawing>
+      </w:r>
+    </w:p>
+    <w:p>
+      <w:pPr>
+        <w:pStyle w:val="a9"/>
+      </w:pPr>
+      <w:r>
+        <w:t xml:space="preserve">Рисунок 1 </w:t>
+      </w:r>
+      <w:r>
+        <w:t xml:space="preserve">- </w:t>
+      </w:r>
+      <w:r>
+        <w:rPr>
+          <w:lang w:val="en-US"/>
+        </w:rPr>
+        <w:t>Bash</w:t>
+      </w:r>
+      <w:r>
+        <w:t>-скрипт</w:t>
+      </w:r>
+      <w:r>
+        <w:t xml:space="preserve"> файла </w:t>
+      </w:r>
+      <w:proofErr w:type="spellStart"/>
+      <w:r>
+        <w:rPr>
+          <w:lang w:val="en-US"/>
+        </w:rPr>
+        <w:t>myscript</w:t>
+      </w:r>
+      <w:proofErr w:type="spellEnd"/>
+      <w:r>
+        <w:t>1.</w:t>
+      </w:r>
+      <w:proofErr w:type="spellStart"/>
+      <w:r>
+        <w:rPr>
+          <w:lang w:val="en-US"/>
+        </w:rPr>
+        <w:t>sh</w:t>
+      </w:r>
+      <w:proofErr w:type="spellEnd"/>
+    </w:p>
+    <w:p>
+      <w:pPr>
+        <w:pStyle w:val="a9"/>
+      </w:pPr>
+      <w:r>
+        <w:lastRenderedPageBreak/>
+        <w:drawing>
+          <wp:inline distT="0" distB="0" distL="0" distR="0" wp14:anchorId="601280F3" wp14:editId="78A3985C">
+            <wp:extent cx="5186362" cy="3570856"/>
+            <wp:effectExtent l="0" t="0" r="0" b="0"/>
+            <wp:docPr id="2" name="Рисунок 2"/>
+            <wp:cNvGraphicFramePr>
+              <a:graphicFrameLocks xmlns:a="http://schemas.openxmlformats.org/drawingml/2006/main" noChangeAspect="1"/>
+            </wp:cNvGraphicFramePr>
+            <a:graphic xmlns:a="http://schemas.openxmlformats.org/drawingml/2006/main">
+              <a:graphicData uri="http://schemas.openxmlformats.org/drawingml/2006/picture">
+                <pic:pic xmlns:pic="http://schemas.openxmlformats.org/drawingml/2006/picture">
+                  <pic:nvPicPr>
+                    <pic:cNvPr id="1" name=""/>
+                    <pic:cNvPicPr/>
+                  </pic:nvPicPr>
+                  <pic:blipFill>
+                    <a:blip r:embed="rId9"/>
+                    <a:stretch>
+                      <a:fillRect/>
+                    </a:stretch>
+                  </pic:blipFill>
+                  <pic:spPr>
+                    <a:xfrm>
+                      <a:off x="0" y="0"/>
+                      <a:ext cx="5195549" cy="3577181"/>
+                    </a:xfrm>
+                    <a:prstGeom prst="rect">
+                      <a:avLst/>
+                    </a:prstGeom>
+                  </pic:spPr>
+                </pic:pic>
+              </a:graphicData>
+            </a:graphic>
+          </wp:inline>
+        </w:drawing>
+      </w:r>
+    </w:p>
+    <w:p>
+      <w:pPr>
+        <w:pStyle w:val="a9"/>
+      </w:pPr>
+      <w:r>
+        <w:t xml:space="preserve">Рисунок 2 – Запись информации из </w:t>
+      </w:r>
+      <w:r>
+        <w:rPr>
+          <w:lang w:val="en-US"/>
+        </w:rPr>
+        <w:t>bash</w:t>
+      </w:r>
+      <w:r>
+        <w:t>-скрипта в другой файл</w:t>
+      </w:r>
+    </w:p>
+    <w:p>
+      <w:pPr>
+        <w:pStyle w:val="a9"/>
+      </w:pPr>
+    </w:p>
+    <w:p>
+      <w:pPr>
+        <w:pStyle w:val="a4"/>
+        <w:numPr>
+          <w:ilvl w:val="0"/>
+          <w:numId w:val="37"/>
+        </w:numPr>
+      </w:pPr>
+      <w:r>
+        <w:t xml:space="preserve">Написать сценарий, который выводит содержимое любого каталога или сообщение о том, что его не существует. </w:t>
+      </w:r>
+    </w:p>
+    <w:p>
+      <w:pPr>
+        <w:pStyle w:val="a9"/>
+      </w:pPr>
+      <w:r>
+        <w:drawing>
+          <wp:inline distT="0" distB="0" distL="0" distR="0" wp14:anchorId="1BF85B3D" wp14:editId="3CB95460">
+            <wp:extent cx="4972050" cy="3606663"/>
+            <wp:effectExtent l="0" t="0" r="0" b="0"/>
+            <wp:docPr id="3" name="Рисунок 3"/>
+            <wp:cNvGraphicFramePr>
+              <a:graphicFrameLocks xmlns:a="http://schemas.openxmlformats.org/drawingml/2006/main" noChangeAspect="1"/>
+            </wp:cNvGraphicFramePr>
+            <a:graphic xmlns:a="http://schemas.openxmlformats.org/drawingml/2006/main">
+              <a:graphicData uri="http://schemas.openxmlformats.org/drawingml/2006/picture">
+                <pic:pic xmlns:pic="http://schemas.openxmlformats.org/drawingml/2006/picture">
+                  <pic:nvPicPr>
+                    <pic:cNvPr id="1" name=""/>
+                    <pic:cNvPicPr/>
+                  </pic:nvPicPr>
+                  <pic:blipFill>
+                    <a:blip r:embed="rId10"/>
+                    <a:stretch>
+                      <a:fillRect/>
+                    </a:stretch>
+                  </pic:blipFill>
+                  <pic:spPr>
+                    <a:xfrm>
+                      <a:off x="0" y="0"/>
+                      <a:ext cx="4976412" cy="3609827"/>
+                    </a:xfrm>
+                    <a:prstGeom prst="rect">
+                      <a:avLst/>
+                    </a:prstGeom>
+                  </pic:spPr>
+                </pic:pic>
+              </a:graphicData>
+            </a:graphic>
+          </wp:inline>
+        </w:drawing>
+      </w:r>
+    </w:p>
+    <w:p>
+      <w:pPr>
+        <w:pStyle w:val="a9"/>
+      </w:pPr>
+      <w:r>
+        <w:t xml:space="preserve">Рисунок </w:t>
+      </w:r>
+      <w:r>
+        <w:t>3</w:t>
+      </w:r>
+      <w:r>
+        <w:t xml:space="preserve"> - </w:t>
+      </w:r>
+      <w:r>
+        <w:rPr>
+          <w:lang w:val="en-US"/>
+        </w:rPr>
+        <w:t>Bash</w:t>
+      </w:r>
+      <w:r>
+        <w:t xml:space="preserve">-скрипт файла </w:t>
+      </w:r>
+      <w:proofErr w:type="spellStart"/>
+      <w:r>
+        <w:rPr>
+          <w:lang w:val="en-US"/>
+        </w:rPr>
+        <w:t>myscript</w:t>
+      </w:r>
+      <w:proofErr w:type="spellEnd"/>
+      <w:r>
+        <w:t>2</w:t>
+      </w:r>
+      <w:r>
+        <w:t>.</w:t>
+      </w:r>
+      <w:proofErr w:type="spellStart"/>
+      <w:r>
+        <w:rPr>
+          <w:lang w:val="en-US"/>
+        </w:rPr>
+        <w:t>sh</w:t>
+      </w:r>
+      <w:proofErr w:type="spellEnd"/>
+    </w:p>
+    <w:p>
+      <w:pPr>
+        <w:pStyle w:val="a9"/>
+      </w:pPr>
+    </w:p>
+    <w:p>
+      <w:pPr>
+        <w:pStyle w:val="a9"/>
+      </w:pPr>
+    </w:p>
+    <w:p>
+      <w:pPr>
+        <w:pStyle w:val="a9"/>
+      </w:pPr>
+      <w:r>
+        <w:lastRenderedPageBreak/>
+        <w:drawing>
+          <wp:inline distT="0" distB="0" distL="0" distR="0" wp14:anchorId="6278447B" wp14:editId="28F9A4B0">
+            <wp:extent cx="5029200" cy="3687901"/>
+            <wp:effectExtent l="0" t="0" r="0" b="8255"/>
+            <wp:docPr id="4" name="Рисунок 4"/>
+            <wp:cNvGraphicFramePr>
+              <a:graphicFrameLocks xmlns:a="http://schemas.openxmlformats.org/drawingml/2006/main" noChangeAspect="1"/>
+            </wp:cNvGraphicFramePr>
+            <a:graphic xmlns:a="http://schemas.openxmlformats.org/drawingml/2006/main">
+              <a:graphicData uri="http://schemas.openxmlformats.org/drawingml/2006/picture">
+                <pic:pic xmlns:pic="http://schemas.openxmlformats.org/drawingml/2006/picture">
+                  <pic:nvPicPr>
+                    <pic:cNvPr id="1" name=""/>
+                    <pic:cNvPicPr/>
+                  </pic:nvPicPr>
+                  <pic:blipFill>
+                    <a:blip r:embed="rId11"/>
+                    <a:stretch>
+                      <a:fillRect/>
+                    </a:stretch>
+                  </pic:blipFill>
+                  <pic:spPr>
+                    <a:xfrm>
+                      <a:off x="0" y="0"/>
+                      <a:ext cx="5034006" cy="3691425"/>
+                    </a:xfrm>
+                    <a:prstGeom prst="rect">
+                      <a:avLst/>
+                    </a:prstGeom>
+                  </pic:spPr>
+                </pic:pic>
+              </a:graphicData>
+            </a:graphic>
+          </wp:inline>
+        </w:drawing>
+      </w:r>
+    </w:p>
+    <w:p>
+      <w:pPr>
+        <w:pStyle w:val="a9"/>
+      </w:pPr>
+      <w:r>
+        <w:t>Рисунок 4 – Запуск скрипта</w:t>
+      </w:r>
+    </w:p>
+    <w:p>
+      <w:pPr>
+        <w:pStyle w:val="a9"/>
+      </w:pPr>
+    </w:p>
+    <w:p>
+      <w:pPr>
+        <w:pStyle w:val="a4"/>
+        <w:numPr>
+          <w:ilvl w:val="0"/>
+          <w:numId w:val="37"/>
+        </w:numPr>
+      </w:pPr>
+      <w:r>
+        <w:t xml:space="preserve">Написать сценарий, который с помощью цикла прочитает файл и выведет его содержимое. </w:t>
+      </w:r>
+    </w:p>
+    <w:p>
+      <w:pPr>
+        <w:pStyle w:val="a9"/>
+      </w:pPr>
+      <w:r>
+        <w:drawing>
+          <wp:inline distT="0" distB="0" distL="0" distR="0" wp14:anchorId="138DA3EA" wp14:editId="113F348D">
+            <wp:extent cx="5395912" cy="2411001"/>
+            <wp:effectExtent l="0" t="0" r="0" b="8890"/>
+            <wp:docPr id="5" name="Рисунок 5"/>
+            <wp:cNvGraphicFramePr>
+              <a:graphicFrameLocks xmlns:a="http://schemas.openxmlformats.org/drawingml/2006/main" noChangeAspect="1"/>
+            </wp:cNvGraphicFramePr>
+            <a:graphic xmlns:a="http://schemas.openxmlformats.org/drawingml/2006/main">
+              <a:graphicData uri="http://schemas.openxmlformats.org/drawingml/2006/picture">
+                <pic:pic xmlns:pic="http://schemas.openxmlformats.org/drawingml/2006/picture">
+                  <pic:nvPicPr>
+                    <pic:cNvPr id="1" name=""/>
+                    <pic:cNvPicPr/>
+                  </pic:nvPicPr>
+                  <pic:blipFill>
+                    <a:blip r:embed="rId12"/>
+                    <a:stretch>
+                      <a:fillRect/>
+                    </a:stretch>
+                  </pic:blipFill>
+                  <pic:spPr>
+                    <a:xfrm>
+                      <a:off x="0" y="0"/>
+                      <a:ext cx="5403523" cy="2414402"/>
+                    </a:xfrm>
+                    <a:prstGeom prst="rect">
+                      <a:avLst/>
+                    </a:prstGeom>
+                  </pic:spPr>
+                </pic:pic>
+              </a:graphicData>
+            </a:graphic>
+          </wp:inline>
+        </w:drawing>
+      </w:r>
+    </w:p>
+    <w:p>
+      <w:pPr>
+        <w:pStyle w:val="a9"/>
+      </w:pPr>
+      <w:r>
+        <w:t xml:space="preserve">Рисунок 5 - </w:t>
+      </w:r>
+      <w:r>
+        <w:rPr>
+          <w:lang w:val="en-US"/>
+        </w:rPr>
+        <w:t>Bash</w:t>
+      </w:r>
+      <w:r>
+        <w:t xml:space="preserve">-скрипт файла </w:t>
+      </w:r>
+      <w:proofErr w:type="spellStart"/>
+      <w:r>
+        <w:rPr>
+          <w:lang w:val="en-US"/>
+        </w:rPr>
+        <w:t>myscript</w:t>
+      </w:r>
+      <w:proofErr w:type="spellEnd"/>
+      <w:r>
+        <w:t>3</w:t>
+      </w:r>
+      <w:r>
+        <w:t>.</w:t>
+      </w:r>
+      <w:proofErr w:type="spellStart"/>
+      <w:r>
+        <w:rPr>
+          <w:lang w:val="en-US"/>
+        </w:rPr>
+        <w:t>sh</w:t>
+      </w:r>
+      <w:proofErr w:type="spellEnd"/>
+    </w:p>
+    <w:p>
+      <w:pPr>
+        <w:pStyle w:val="a9"/>
+      </w:pPr>
+      <w:r>
+        <w:lastRenderedPageBreak/>
+        <w:drawing>
+          <wp:inline distT="0" distB="0" distL="0" distR="0" wp14:anchorId="48D36084" wp14:editId="79E17BA0">
+            <wp:extent cx="5405437" cy="2421613"/>
+            <wp:effectExtent l="0" t="0" r="5080" b="0"/>
+            <wp:docPr id="7" name="Рисунок 7"/>
+            <wp:cNvGraphicFramePr>
+              <a:graphicFrameLocks xmlns:a="http://schemas.openxmlformats.org/drawingml/2006/main" noChangeAspect="1"/>
+            </wp:cNvGraphicFramePr>
+            <a:graphic xmlns:a="http://schemas.openxmlformats.org/drawingml/2006/main">
+              <a:graphicData uri="http://schemas.openxmlformats.org/drawingml/2006/picture">
+                <pic:pic xmlns:pic="http://schemas.openxmlformats.org/drawingml/2006/picture">
+                  <pic:nvPicPr>
+                    <pic:cNvPr id="1" name=""/>
+                    <pic:cNvPicPr/>
+                  </pic:nvPicPr>
+                  <pic:blipFill>
+                    <a:blip r:embed="rId13"/>
+                    <a:stretch>
+                      <a:fillRect/>
+                    </a:stretch>
+                  </pic:blipFill>
+                  <pic:spPr>
+                    <a:xfrm>
+                      <a:off x="0" y="0"/>
+                      <a:ext cx="5411721" cy="2424428"/>
+                    </a:xfrm>
+                    <a:prstGeom prst="rect">
+                      <a:avLst/>
+                    </a:prstGeom>
+                  </pic:spPr>
+                </pic:pic>
+              </a:graphicData>
+            </a:graphic>
+          </wp:inline>
+        </w:drawing>
+      </w:r>
+    </w:p>
+    <w:p>
+      <w:pPr>
+        <w:pStyle w:val="a9"/>
+      </w:pPr>
+      <w:r>
+        <w:t>Рисунок 6 – Запуск скрипта и аргумента с текстовым файлом</w:t>
+      </w:r>
+    </w:p>
+    <w:p>
+      <w:pPr>
+        <w:pStyle w:val="a9"/>
+      </w:pPr>
+    </w:p>
+    <w:p>
+      <w:pPr>
+        <w:pStyle w:val="a4"/>
+        <w:numPr>
+          <w:ilvl w:val="0"/>
+          <w:numId w:val="37"/>
+        </w:numPr>
+      </w:pPr>
+      <w:r>
+        <w:t xml:space="preserve">Написать сценарий, который с помощью цикла выведет список файлов и директорий из текущего каталога, укажет, что есть файл, а что директория. </w:t>
+      </w:r>
+    </w:p>
+    <w:p>
+      <w:pPr>
+        <w:pStyle w:val="a9"/>
+        <w:rPr>
+          <w:lang w:val="en-US"/>
+        </w:rPr>
+      </w:pPr>
+      <w:r>
+        <w:rPr>
+          <w:lang w:val="en-US"/>
+        </w:rPr>
+        <w:drawing>
+          <wp:inline distT="0" distB="0" distL="0" distR="0" wp14:anchorId="02A2FA4C" wp14:editId="63C4D42D">
+            <wp:extent cx="5438775" cy="2135395"/>
+            <wp:effectExtent l="0" t="0" r="0" b="0"/>
+            <wp:docPr id="8" name="Рисунок 8"/>
+            <wp:cNvGraphicFramePr>
+              <a:graphicFrameLocks xmlns:a="http://schemas.openxmlformats.org/drawingml/2006/main" noChangeAspect="1"/>
+            </wp:cNvGraphicFramePr>
+            <a:graphic xmlns:a="http://schemas.openxmlformats.org/drawingml/2006/main">
+              <a:graphicData uri="http://schemas.openxmlformats.org/drawingml/2006/picture">
+                <pic:pic xmlns:pic="http://schemas.openxmlformats.org/drawingml/2006/picture">
+                  <pic:nvPicPr>
+                    <pic:cNvPr id="1" name=""/>
+                    <pic:cNvPicPr/>
+                  </pic:nvPicPr>
+                  <pic:blipFill>
+                    <a:blip r:embed="rId14"/>
+                    <a:stretch>
+                      <a:fillRect/>
+                    </a:stretch>
+                  </pic:blipFill>
+                  <pic:spPr>
+                    <a:xfrm>
+                      <a:off x="0" y="0"/>
+                      <a:ext cx="5442591" cy="2136893"/>
+                    </a:xfrm>
+                    <a:prstGeom prst="rect">
+                      <a:avLst/>
+                    </a:prstGeom>
+                  </pic:spPr>
+                </pic:pic>
+              </a:graphicData>
+            </a:graphic>
+          </wp:inline>
+        </w:drawing>
+      </w:r>
+    </w:p>
+    <w:p>
+      <w:pPr>
+        <w:pStyle w:val="a9"/>
+        <w:rPr>
+          <w:lang w:val="en-US"/>
+        </w:rPr>
+      </w:pPr>
+      <w:r>
+        <w:t>Рисунок</w:t>
+      </w:r>
+      <w:r>
+        <w:rPr>
+          <w:lang w:val="en-US"/>
+        </w:rPr>
+        <w:t xml:space="preserve"> 7 </w:t>
+      </w:r>
+      <w:r>
+        <w:rPr>
+          <w:lang w:val="en-US"/>
+        </w:rPr>
+        <w:t>–</w:t>
+      </w:r>
+      <w:r>
+        <w:rPr>
+          <w:lang w:val="en-US"/>
+        </w:rPr>
+        <w:t xml:space="preserve"> </w:t>
+      </w:r>
+      <w:r>
+        <w:rPr>
+          <w:lang w:val="en-US"/>
+        </w:rPr>
+        <w:t>Bash</w:t>
+      </w:r>
+      <w:r>
+        <w:rPr>
+          <w:lang w:val="en-US"/>
+        </w:rPr>
+        <w:t>-</w:t>
+      </w:r>
+      <w:r>
+        <w:t>скрипт</w:t>
+      </w:r>
+      <w:r>
+        <w:rPr>
+          <w:lang w:val="en-US"/>
+        </w:rPr>
+        <w:t xml:space="preserve"> </w:t>
+      </w:r>
+      <w:r>
+        <w:t>файла</w:t>
+      </w:r>
+      <w:r>
+        <w:rPr>
+          <w:lang w:val="en-US"/>
+        </w:rPr>
+        <w:t xml:space="preserve"> </w:t>
+      </w:r>
+      <w:r>
+        <w:rPr>
+          <w:lang w:val="en-US"/>
+        </w:rPr>
+        <w:t>myscript</w:t>
+      </w:r>
+      <w:r>
+        <w:rPr>
+          <w:lang w:val="en-US"/>
+        </w:rPr>
+        <w:t>4</w:t>
+      </w:r>
+      <w:r>
+        <w:rPr>
+          <w:lang w:val="en-US"/>
+        </w:rPr>
+        <w:t>.</w:t>
+      </w:r>
+      <w:r>
+        <w:rPr>
+          <w:lang w:val="en-US"/>
+        </w:rPr>
+        <w:t>sh</w:t>
+      </w:r>
+    </w:p>
+    <w:p>
+      <w:pPr>
+        <w:pStyle w:val="a9"/>
+      </w:pPr>
+      <w:r>
+        <w:drawing>
+          <wp:inline distT="0" distB="0" distL="0" distR="0" wp14:anchorId="679796AD" wp14:editId="6D8E13E4">
+            <wp:extent cx="5362575" cy="1893382"/>
+            <wp:effectExtent l="0" t="0" r="0" b="0"/>
+            <wp:docPr id="9" name="Рисунок 9"/>
+            <wp:cNvGraphicFramePr>
+              <a:graphicFrameLocks xmlns:a="http://schemas.openxmlformats.org/drawingml/2006/main" noChangeAspect="1"/>
+            </wp:cNvGraphicFramePr>
+            <a:graphic xmlns:a="http://schemas.openxmlformats.org/drawingml/2006/main">
+              <a:graphicData uri="http://schemas.openxmlformats.org/drawingml/2006/picture">
+                <pic:pic xmlns:pic="http://schemas.openxmlformats.org/drawingml/2006/picture">
+                  <pic:nvPicPr>
+                    <pic:cNvPr id="1" name=""/>
+                    <pic:cNvPicPr/>
+                  </pic:nvPicPr>
+                  <pic:blipFill>
+                    <a:blip r:embed="rId15"/>
+                    <a:stretch>
+                      <a:fillRect/>
+                    </a:stretch>
+                  </pic:blipFill>
+                  <pic:spPr>
+                    <a:xfrm>
+                      <a:off x="0" y="0"/>
+                      <a:ext cx="5371751" cy="1896622"/>
+                    </a:xfrm>
+                    <a:prstGeom prst="rect">
+                      <a:avLst/>
+                    </a:prstGeom>
+                  </pic:spPr>
+                </pic:pic>
+              </a:graphicData>
+            </a:graphic>
+          </wp:inline>
+        </w:drawing>
+      </w:r>
+    </w:p>
+    <w:p>
+      <w:pPr>
+        <w:pStyle w:val="a9"/>
+      </w:pPr>
+      <w:r>
+        <w:t xml:space="preserve">Рисунок 8 - </w:t>
+      </w:r>
+      <w:r>
+        <w:t>Запуск скрипта</w:t>
+      </w:r>
+    </w:p>
+    <w:p>
+      <w:pPr>
+        <w:pStyle w:val="a9"/>
+      </w:pPr>
+    </w:p>
+    <w:p>
+      <w:pPr>
+        <w:pStyle w:val="a4"/>
+        <w:numPr>
+          <w:ilvl w:val="0"/>
+          <w:numId w:val="37"/>
+        </w:numPr>
+      </w:pPr>
+      <w:r>
+        <w:lastRenderedPageBreak/>
+        <w:t xml:space="preserve">Написать сценарий, который подсчитает объем диска, занимаемого директорией. В качестве директории можно выбрать любую директорию в системе. </w:t>
+      </w:r>
+    </w:p>
+    <w:p>
+      <w:pPr>
+        <w:pStyle w:val="a9"/>
+      </w:pPr>
+      <w:r>
+        <w:drawing>
+          <wp:inline distT="0" distB="0" distL="0" distR="0" wp14:anchorId="00735D69" wp14:editId="70CD7B49">
+            <wp:extent cx="5940425" cy="3752850"/>
+            <wp:effectExtent l="0" t="0" r="3175" b="0"/>
+            <wp:docPr id="10" name="Рисунок 10"/>
+            <wp:cNvGraphicFramePr>
+              <a:graphicFrameLocks xmlns:a="http://schemas.openxmlformats.org/drawingml/2006/main" noChangeAspect="1"/>
+            </wp:cNvGraphicFramePr>
+            <a:graphic xmlns:a="http://schemas.openxmlformats.org/drawingml/2006/main">
+              <a:graphicData uri="http://schemas.openxmlformats.org/drawingml/2006/picture">
+                <pic:pic xmlns:pic="http://schemas.openxmlformats.org/drawingml/2006/picture">
+                  <pic:nvPicPr>
+                    <pic:cNvPr id="1" name=""/>
+                    <pic:cNvPicPr/>
+                  </pic:nvPicPr>
+                  <pic:blipFill>
+                    <a:blip r:embed="rId16"/>
+                    <a:stretch>
+                      <a:fillRect/>
+                    </a:stretch>
+                  </pic:blipFill>
+                  <pic:spPr>
+                    <a:xfrm>
+                      <a:off x="0" y="0"/>
+                      <a:ext cx="5940425" cy="3752850"/>
+                    </a:xfrm>
+                    <a:prstGeom prst="rect">
+                      <a:avLst/>
+                    </a:prstGeom>
+                  </pic:spPr>
+                </pic:pic>
+              </a:graphicData>
+            </a:graphic>
+          </wp:inline>
+        </w:drawing>
+      </w:r>
+    </w:p>
+    <w:p>
+      <w:pPr>
+        <w:pStyle w:val="a9"/>
+      </w:pPr>
+      <w:r>
+        <w:t xml:space="preserve">Рисунок 9 – </w:t>
+      </w:r>
+    </w:p>
+    <w:p>
+      <w:pPr>
+        <w:pStyle w:val="a9"/>
+      </w:pPr>
+      <w:r>
+        <w:drawing>
+          <wp:inline distT="0" distB="0" distL="0" distR="0" wp14:anchorId="0232BE08" wp14:editId="1C40C02D">
+            <wp:extent cx="5940425" cy="1671320"/>
+            <wp:effectExtent l="0" t="0" r="3175" b="5080"/>
+            <wp:docPr id="11" name="Рисунок 11"/>
+            <wp:cNvGraphicFramePr>
+              <a:graphicFrameLocks xmlns:a="http://schemas.openxmlformats.org/drawingml/2006/main" noChangeAspect="1"/>
+            </wp:cNvGraphicFramePr>
+            <a:graphic xmlns:a="http://schemas.openxmlformats.org/drawingml/2006/main">
+              <a:graphicData uri="http://schemas.openxmlformats.org/drawingml/2006/picture">
+                <pic:pic xmlns:pic="http://schemas.openxmlformats.org/drawingml/2006/picture">
+                  <pic:nvPicPr>
+                    <pic:cNvPr id="1" name=""/>
+                    <pic:cNvPicPr/>
+                  </pic:nvPicPr>
+                  <pic:blipFill>
+                    <a:blip r:embed="rId17"/>
+                    <a:stretch>
+                      <a:fillRect/>
+                    </a:stretch>
+                  </pic:blipFill>
+                  <pic:spPr>
+                    <a:xfrm>
+                      <a:off x="0" y="0"/>
+                      <a:ext cx="5940425" cy="1671320"/>
+                    </a:xfrm>
+                    <a:prstGeom prst="rect">
+                      <a:avLst/>
+                    </a:prstGeom>
+                  </pic:spPr>
+                </pic:pic>
+              </a:graphicData>
+            </a:graphic>
+          </wp:inline>
+        </w:drawing>
+      </w:r>
+    </w:p>
+    <w:p>
+      <w:pPr>
+        <w:pStyle w:val="a9"/>
+      </w:pPr>
+      <w:r>
+        <w:t>Рисунок 10 -</w:t>
+      </w:r>
+    </w:p>
+    <w:p>
+      <w:pPr>
+        <w:pStyle w:val="a9"/>
+      </w:pPr>
+    </w:p>
+    <w:p>
+      <w:pPr>
+        <w:pStyle w:val="a4"/>
+        <w:numPr>
+          <w:ilvl w:val="0"/>
+          <w:numId w:val="37"/>
+        </w:numPr>
+      </w:pPr>
+      <w:r>
+        <w:t>Написать сценарий, который выведет список всех исполняемых файлов в директории, для которых у текущего пользователя есть права на исполнение.</w:t>
+      </w:r>
+    </w:p>
+    <w:p>
+      <w:pPr>
+        <w:pStyle w:val="a9"/>
+        <w:rPr>
+          <w:lang w:val="en-US"/>
+        </w:rPr>
+      </w:pPr>
+      <w:r>
+        <w:rPr>
+          <w:lang w:val="en-US"/>
+        </w:rPr>
+        <w:lastRenderedPageBreak/>
+        <w:drawing>
+          <wp:inline distT="0" distB="0" distL="0" distR="0" wp14:anchorId="317E14DD" wp14:editId="10227FAE">
+            <wp:extent cx="4910137" cy="3779572"/>
+            <wp:effectExtent l="0" t="0" r="5080" b="0"/>
+            <wp:docPr id="12" name="Рисунок 12"/>
+            <wp:cNvGraphicFramePr>
+              <a:graphicFrameLocks xmlns:a="http://schemas.openxmlformats.org/drawingml/2006/main" noChangeAspect="1"/>
+            </wp:cNvGraphicFramePr>
+            <a:graphic xmlns:a="http://schemas.openxmlformats.org/drawingml/2006/main">
+              <a:graphicData uri="http://schemas.openxmlformats.org/drawingml/2006/picture">
+                <pic:pic xmlns:pic="http://schemas.openxmlformats.org/drawingml/2006/picture">
+                  <pic:nvPicPr>
+                    <pic:cNvPr id="1" name=""/>
+                    <pic:cNvPicPr/>
+                  </pic:nvPicPr>
+                  <pic:blipFill>
+                    <a:blip r:embed="rId18"/>
+                    <a:stretch>
+                      <a:fillRect/>
+                    </a:stretch>
+                  </pic:blipFill>
+                  <pic:spPr>
+                    <a:xfrm>
+                      <a:off x="0" y="0"/>
+                      <a:ext cx="4914003" cy="3782548"/>
+                    </a:xfrm>
+                    <a:prstGeom prst="rect">
+                      <a:avLst/>
+                    </a:prstGeom>
+                  </pic:spPr>
+                </pic:pic>
+              </a:graphicData>
+            </a:graphic>
+          </wp:inline>
+        </w:drawing>
+      </w:r>
+    </w:p>
+    <w:p>
+      <w:pPr>
+        <w:pStyle w:val="a9"/>
+      </w:pPr>
+      <w:r>
+        <w:t>Рисунок 11 -</w:t>
+      </w:r>
+    </w:p>
+    <w:p>
+      <w:pPr>
+        <w:pStyle w:val="a9"/>
+        <w:rPr>
+          <w:lang w:val="en-US"/>
+        </w:rPr>
+      </w:pPr>
+      <w:r>
+        <w:rPr>
+          <w:lang w:val="en-US"/>
+        </w:rPr>
+        <w:drawing>
+          <wp:inline distT="0" distB="0" distL="0" distR="0" wp14:anchorId="65EF1CF3" wp14:editId="69C1F5A4">
+            <wp:extent cx="4938712" cy="3707597"/>
+            <wp:effectExtent l="0" t="0" r="0" b="7620"/>
+            <wp:docPr id="13" name="Рисунок 13"/>
+            <wp:cNvGraphicFramePr>
+              <a:graphicFrameLocks xmlns:a="http://schemas.openxmlformats.org/drawingml/2006/main" noChangeAspect="1"/>
+            </wp:cNvGraphicFramePr>
+            <a:graphic xmlns:a="http://schemas.openxmlformats.org/drawingml/2006/main">
+              <a:graphicData uri="http://schemas.openxmlformats.org/drawingml/2006/picture">
+                <pic:pic xmlns:pic="http://schemas.openxmlformats.org/drawingml/2006/picture">
+                  <pic:nvPicPr>
+                    <pic:cNvPr id="1" name=""/>
+                    <pic:cNvPicPr/>
+                  </pic:nvPicPr>
+                  <pic:blipFill>
+                    <a:blip r:embed="rId19"/>
+                    <a:stretch>
+                      <a:fillRect/>
+                    </a:stretch>
+                  </pic:blipFill>
+                  <pic:spPr>
+                    <a:xfrm>
+                      <a:off x="0" y="0"/>
+                      <a:ext cx="4946575" cy="3713500"/>
+                    </a:xfrm>
+                    <a:prstGeom prst="rect">
+                      <a:avLst/>
+                    </a:prstGeom>
+                  </pic:spPr>
+                </pic:pic>
+              </a:graphicData>
+            </a:graphic>
+          </wp:inline>
+        </w:drawing>
+      </w:r>
+    </w:p>
+    <w:p>
+      <w:pPr>
+        <w:pStyle w:val="a9"/>
+      </w:pPr>
+      <w:r>
+        <w:t xml:space="preserve">Рисунок 12 </w:t>
+      </w:r>
+      <w:r>
+        <w:t xml:space="preserve">– </w:t>
+      </w:r>
+    </w:p>
+    <w:p>
+      <w:pPr>
+        <w:pStyle w:val="a9"/>
+      </w:pPr>
+    </w:p>
+    <w:p>
+      <w:pPr>
+        <w:pStyle w:val="2"/>
+        <w:numPr>
+          <w:ilvl w:val="1"/>
+          <w:numId w:val="36"/>
+        </w:numPr>
+      </w:pPr>
+      <w:bookmarkStart w:id="5" w:name="_Toc191838089"/>
+      <w:r>
+        <w:lastRenderedPageBreak/>
+        <w:t>Часть 2. Описание найденных зависимостей, текст или скриншот файла requirements.txt, текст или скриншот итогового скрипта, скриншоты выполненной работы.</w:t>
+      </w:r>
+      <w:bookmarkEnd w:id="5"/>
+      <w:r>
+        <w:t xml:space="preserve"> </w:t>
+      </w:r>
     </w:p>
     <w:p/>
     <w:p>
-      <w:pPr>
-        <w:ind w:firstLine="0"/>
-      </w:pPr>
-    </w:p>
-    <w:p>
-      <w:bookmarkStart w:id="2" w:name="_Toc190603384"/>
-    </w:p>
-    <w:p>
-      <w:pPr>
-        <w:ind w:firstLine="0"/>
-      </w:pPr>
-    </w:p>
-    <w:p>
-      <w:pPr>
-        <w:ind w:firstLine="0"/>
-      </w:pPr>
-    </w:p>
-    <w:p>
-      <w:pPr>
-        <w:ind w:firstLine="0"/>
-      </w:pPr>
+      <w:r>
+        <w:br w:type="page"/>
+      </w:r>
+    </w:p>
+    <w:p>
+      <w:pPr>
+        <w:pStyle w:val="1"/>
+      </w:pPr>
+      <w:bookmarkStart w:id="6" w:name="_Toc190603385"/>
+      <w:bookmarkStart w:id="7" w:name="_Toc191838090"/>
+      <w:bookmarkEnd w:id="2"/>
+      <w:r>
+        <w:lastRenderedPageBreak/>
+        <w:t>Вывод</w:t>
+      </w:r>
+      <w:bookmarkEnd w:id="6"/>
+      <w:bookmarkEnd w:id="7"/>
     </w:p>
     <w:p>
       <w:pPr>
@@ -1939,140 +3285,9 @@
         <w:ind w:firstLine="0"/>
         <w:jc w:val="left"/>
       </w:pPr>
-      <w:r>
-        <w:br w:type="page"/>
-      </w:r>
-    </w:p>
-    <w:p>
-      <w:pPr>
-        <w:pStyle w:val="1"/>
-      </w:pPr>
-      <w:bookmarkStart w:id="3" w:name="_Toc191205642"/>
-      <w:r>
-        <w:lastRenderedPageBreak/>
-        <w:t>Контрольные вопросы</w:t>
-      </w:r>
-      <w:bookmarkEnd w:id="2"/>
-      <w:bookmarkEnd w:id="3"/>
-    </w:p>
-    <w:p/>
-    <w:p>
-      <w:pPr>
-        <w:spacing w:line="259" w:lineRule="auto"/>
-        <w:ind w:firstLine="0"/>
-        <w:jc w:val="left"/>
-      </w:pPr>
-      <w:r>
-        <w:br w:type="page"/>
-      </w:r>
-    </w:p>
-    <w:p>
-      <w:pPr>
-        <w:pStyle w:val="1"/>
-      </w:pPr>
-      <w:bookmarkStart w:id="4" w:name="_Toc190603385"/>
-      <w:bookmarkStart w:id="5" w:name="_Toc191205643"/>
-      <w:r>
-        <w:lastRenderedPageBreak/>
-        <w:t>Вывод</w:t>
-      </w:r>
-      <w:bookmarkEnd w:id="4"/>
-      <w:bookmarkEnd w:id="5"/>
-    </w:p>
-    <w:p>
-      <w:pPr>
-        <w:ind w:firstLine="432"/>
-      </w:pPr>
-      <w:r>
-        <w:t xml:space="preserve">Мы освоили основные команды </w:t>
-      </w:r>
-      <w:r>
-        <w:rPr>
-          <w:lang w:val="en-US"/>
-        </w:rPr>
-        <w:t>git</w:t>
-      </w:r>
-      <w:r>
-        <w:t xml:space="preserve">, научились управлять локальным и удаленным репозиториями, научились разветвлять работу на разные ветки, а также лучше поняли систему </w:t>
-      </w:r>
-      <w:r>
-        <w:rPr>
-          <w:lang w:val="en-US"/>
-        </w:rPr>
-        <w:t>git</w:t>
-      </w:r>
-      <w:r>
-        <w:t xml:space="preserve"> </w:t>
-      </w:r>
-      <w:r>
-        <w:t xml:space="preserve">и </w:t>
-      </w:r>
-      <w:r>
-        <w:rPr>
-          <w:lang w:val="en-US"/>
-        </w:rPr>
-        <w:t>git</w:t>
-      </w:r>
-      <w:r>
-        <w:t xml:space="preserve"> </w:t>
-      </w:r>
-      <w:r>
-        <w:rPr>
-          <w:lang w:val="en-US"/>
-        </w:rPr>
-        <w:t>hub</w:t>
-      </w:r>
-    </w:p>
-    <w:p>
-      <w:pPr>
-        <w:spacing w:line="259" w:lineRule="auto"/>
-        <w:ind w:firstLine="0"/>
-        <w:jc w:val="left"/>
-      </w:pPr>
-      <w:r>
-        <w:br w:type="page"/>
-      </w:r>
-    </w:p>
-    <w:p>
-      <w:pPr>
-        <w:pStyle w:val="1"/>
-      </w:pPr>
-      <w:bookmarkStart w:id="6" w:name="_Toc190603386"/>
-      <w:bookmarkStart w:id="7" w:name="_Toc191205644"/>
-      <w:r>
-        <w:lastRenderedPageBreak/>
-        <w:t>Дополнительная литература</w:t>
-      </w:r>
-      <w:bookmarkEnd w:id="6"/>
-      <w:bookmarkEnd w:id="7"/>
-    </w:p>
-    <w:p>
-      <w:pPr>
-        <w:pStyle w:val="a4"/>
-        <w:numPr>
-          <w:ilvl w:val="0"/>
-          <w:numId w:val="17"/>
-        </w:numPr>
-      </w:pPr>
-      <w:r>
-        <w:t xml:space="preserve">Лекционный материал преподавателя РТУ МИРЭА Жматова Дмитрия Владимировича </w:t>
-      </w:r>
-    </w:p>
-    <w:p/>
-    <w:p/>
-    <w:p/>
-    <w:p/>
-    <w:p/>
-    <w:p/>
-    <w:p/>
-    <w:p/>
-    <w:p>
-      <w:pPr>
-        <w:jc w:val="center"/>
-      </w:pPr>
     </w:p>
     <w:sectPr>
-      <w:footerReference w:type="default" r:id="rId8"/>
+      <w:footerReference w:type="default" r:id="rId20"/>
       <w:pgSz w:w="11906" w:h="16838"/>
       <w:pgMar w:top="1134" w:right="850" w:bottom="1134" w:left="1701" w:header="708" w:footer="708" w:gutter="0"/>
       <w:cols w:space="708"/>
@@ -2265,6 +3480,226 @@
     </w:lvl>
   </w:abstractNum>
   <w:abstractNum w:abstractNumId="1" w15:restartNumberingAfterBreak="0">
+    <w:nsid w:val="095C3021"/>
+    <w:multiLevelType w:val="multilevel"/>
+    <w:tmpl w:val="AC54BD2A"/>
+    <w:lvl w:ilvl="0">
+      <w:start w:val="1"/>
+      <w:numFmt w:val="decimal"/>
+      <w:lvlText w:val="%1"/>
+      <w:lvlJc w:val="left"/>
+      <w:pPr>
+        <w:ind w:left="432" w:hanging="432"/>
+      </w:pPr>
+    </w:lvl>
+    <w:lvl w:ilvl="1">
+      <w:start w:val="1"/>
+      <w:numFmt w:val="lowerLetter"/>
+      <w:lvlText w:val="%2)"/>
+      <w:lvlJc w:val="left"/>
+      <w:pPr>
+        <w:ind w:left="576" w:hanging="576"/>
+      </w:pPr>
+      <w:rPr>
+        <w:b/>
+        <w:bCs/>
+        <w:i w:val="0"/>
+        <w:iCs w:val="0"/>
+        <w:caps w:val="0"/>
+        <w:smallCaps w:val="0"/>
+        <w:strike w:val="0"/>
+        <w:dstrike w:val="0"/>
+        <w:outline w:val="0"/>
+        <w:shadow w:val="0"/>
+        <w:emboss w:val="0"/>
+        <w:imprint w:val="0"/>
+        <w:noProof w:val="0"/>
+        <w:vanish w:val="0"/>
+        <w:spacing w:val="0"/>
+        <w:kern w:val="0"/>
+        <w:position w:val="0"/>
+        <w:u w:val="none"/>
+        <w:effect w:val="none"/>
+        <w:vertAlign w:val="baseline"/>
+        <w:em w:val="none"/>
+        <w:specVanish w:val="0"/>
+        <w14:glow w14:rad="0">
+          <w14:srgbClr w14:val="000000"/>
+        </w14:glow>
+        <w14:shadow w14:blurRad="0" w14:dist="0" w14:dir="0" w14:sx="0" w14:sy="0" w14:kx="0" w14:ky="0" w14:algn="none">
+          <w14:srgbClr w14:val="000000"/>
+        </w14:shadow>
+        <w14:reflection w14:blurRad="0" w14:stA="0" w14:stPos="0" w14:endA="0" w14:endPos="0" w14:dist="0" w14:dir="0" w14:fadeDir="0" w14:sx="0" w14:sy="0" w14:kx="0" w14:ky="0" w14:algn="none"/>
+        <w14:textOutline w14:w="0" w14:cap="rnd" w14:cmpd="sng" w14:algn="ctr">
+          <w14:noFill/>
+          <w14:prstDash w14:val="solid"/>
+          <w14:bevel/>
+        </w14:textOutline>
+        <w14:scene3d>
+          <w14:camera w14:prst="orthographicFront"/>
+          <w14:lightRig w14:rig="threePt" w14:dir="t">
+            <w14:rot w14:lat="0" w14:lon="0" w14:rev="0"/>
+          </w14:lightRig>
+        </w14:scene3d>
+        <w14:props3d w14:extrusionH="0" w14:contourW="0" w14:prstMaterial="none"/>
+        <w14:ligatures w14:val="none"/>
+        <w14:numForm w14:val="default"/>
+        <w14:numSpacing w14:val="default"/>
+        <w14:stylisticSets/>
+        <w14:cntxtAlts w14:val="0"/>
+      </w:rPr>
+    </w:lvl>
+    <w:lvl w:ilvl="2">
+      <w:start w:val="1"/>
+      <w:numFmt w:val="decimal"/>
+      <w:lvlText w:val="%1.%2.%3"/>
+      <w:lvlJc w:val="left"/>
+      <w:pPr>
+        <w:ind w:left="720" w:hanging="720"/>
+      </w:pPr>
+    </w:lvl>
+    <w:lvl w:ilvl="3">
+      <w:start w:val="1"/>
+      <w:numFmt w:val="decimal"/>
+      <w:lvlText w:val="%1.%2.%3.%4"/>
+      <w:lvlJc w:val="left"/>
+      <w:pPr>
+        <w:ind w:left="864" w:hanging="864"/>
+      </w:pPr>
+    </w:lvl>
+    <w:lvl w:ilvl="4">
+      <w:start w:val="1"/>
+      <w:numFmt w:val="decimal"/>
+      <w:lvlText w:val="%1.%2.%3.%4.%5"/>
+      <w:lvlJc w:val="left"/>
+      <w:pPr>
+        <w:ind w:left="1008" w:hanging="1008"/>
+      </w:pPr>
+    </w:lvl>
+    <w:lvl w:ilvl="5">
+      <w:start w:val="1"/>
+      <w:numFmt w:val="decimal"/>
+      <w:lvlText w:val="%1.%2.%3.%4.%5.%6"/>
+      <w:lvlJc w:val="left"/>
+      <w:pPr>
+        <w:ind w:left="1152" w:hanging="1152"/>
+      </w:pPr>
+    </w:lvl>
+    <w:lvl w:ilvl="6">
+      <w:start w:val="1"/>
+      <w:numFmt w:val="decimal"/>
+      <w:lvlText w:val="%1.%2.%3.%4.%5.%6.%7"/>
+      <w:lvlJc w:val="left"/>
+      <w:pPr>
+        <w:ind w:left="1296" w:hanging="1296"/>
+      </w:pPr>
+    </w:lvl>
+    <w:lvl w:ilvl="7">
+      <w:start w:val="1"/>
+      <w:numFmt w:val="decimal"/>
+      <w:lvlText w:val="%1.%2.%3.%4.%5.%6.%7.%8"/>
+      <w:lvlJc w:val="left"/>
+      <w:pPr>
+        <w:ind w:left="1440" w:hanging="1440"/>
+      </w:pPr>
+    </w:lvl>
+    <w:lvl w:ilvl="8">
+      <w:start w:val="1"/>
+      <w:numFmt w:val="decimal"/>
+      <w:lvlText w:val="%1.%2.%3.%4.%5.%6.%7.%8.%9"/>
+      <w:lvlJc w:val="left"/>
+      <w:pPr>
+        <w:ind w:left="1584" w:hanging="1584"/>
+      </w:pPr>
+    </w:lvl>
+  </w:abstractNum>
+  <w:abstractNum w:abstractNumId="2" w15:restartNumberingAfterBreak="0">
+    <w:nsid w:val="0EDC3ABA"/>
+    <w:multiLevelType w:val="hybridMultilevel"/>
+    <w:tmpl w:val="6DB2D6FE"/>
+    <w:lvl w:ilvl="0" w:tplc="04190017">
+      <w:start w:val="1"/>
+      <w:numFmt w:val="lowerLetter"/>
+      <w:lvlText w:val="%1)"/>
+      <w:lvlJc w:val="left"/>
+      <w:pPr>
+        <w:ind w:left="3600" w:hanging="360"/>
+      </w:pPr>
+    </w:lvl>
+    <w:lvl w:ilvl="1" w:tplc="04190019" w:tentative="1">
+      <w:start w:val="1"/>
+      <w:numFmt w:val="lowerLetter"/>
+      <w:lvlText w:val="%2."/>
+      <w:lvlJc w:val="left"/>
+      <w:pPr>
+        <w:ind w:left="4320" w:hanging="360"/>
+      </w:pPr>
+    </w:lvl>
+    <w:lvl w:ilvl="2" w:tplc="0419001B" w:tentative="1">
+      <w:start w:val="1"/>
+      <w:numFmt w:val="lowerRoman"/>
+      <w:lvlText w:val="%3."/>
+      <w:lvlJc w:val="right"/>
+      <w:pPr>
+        <w:ind w:left="5040" w:hanging="180"/>
+      </w:pPr>
+    </w:lvl>
+    <w:lvl w:ilvl="3" w:tplc="0419000F" w:tentative="1">
+      <w:start w:val="1"/>
+      <w:numFmt w:val="decimal"/>
+      <w:lvlText w:val="%4."/>
+      <w:lvlJc w:val="left"/>
+      <w:pPr>
+        <w:ind w:left="5760" w:hanging="360"/>
+      </w:pPr>
+    </w:lvl>
+    <w:lvl w:ilvl="4" w:tplc="04190019" w:tentative="1">
+      <w:start w:val="1"/>
+      <w:numFmt w:val="lowerLetter"/>
+      <w:lvlText w:val="%5."/>
+      <w:lvlJc w:val="left"/>
+      <w:pPr>
+        <w:ind w:left="6480" w:hanging="360"/>
+      </w:pPr>
+    </w:lvl>
+    <w:lvl w:ilvl="5" w:tplc="0419001B" w:tentative="1">
+      <w:start w:val="1"/>
+      <w:numFmt w:val="lowerRoman"/>
+      <w:lvlText w:val="%6."/>
+      <w:lvlJc w:val="right"/>
+      <w:pPr>
+        <w:ind w:left="7200" w:hanging="180"/>
+      </w:pPr>
+    </w:lvl>
+    <w:lvl w:ilvl="6" w:tplc="0419000F" w:tentative="1">
+      <w:start w:val="1"/>
+      <w:numFmt w:val="decimal"/>
+      <w:lvlText w:val="%7."/>
+      <w:lvlJc w:val="left"/>
+      <w:pPr>
+        <w:ind w:left="7920" w:hanging="360"/>
+      </w:pPr>
+    </w:lvl>
+    <w:lvl w:ilvl="7" w:tplc="04190019" w:tentative="1">
+      <w:start w:val="1"/>
+      <w:numFmt w:val="lowerLetter"/>
+      <w:lvlText w:val="%8."/>
+      <w:lvlJc w:val="left"/>
+      <w:pPr>
+        <w:ind w:left="8640" w:hanging="360"/>
+      </w:pPr>
+    </w:lvl>
+    <w:lvl w:ilvl="8" w:tplc="0419001B" w:tentative="1">
+      <w:start w:val="1"/>
+      <w:numFmt w:val="lowerRoman"/>
+      <w:lvlText w:val="%9."/>
+      <w:lvlJc w:val="right"/>
+      <w:pPr>
+        <w:ind w:left="9360" w:hanging="180"/>
+      </w:pPr>
+    </w:lvl>
+  </w:abstractNum>
+  <w:abstractNum w:abstractNumId="3" w15:restartNumberingAfterBreak="0">
     <w:nsid w:val="108610AC"/>
     <w:multiLevelType w:val="hybridMultilevel"/>
     <w:tmpl w:val="5B4AC3D0"/>
@@ -2353,7 +3788,7 @@
       </w:pPr>
     </w:lvl>
   </w:abstractNum>
-  <w:abstractNum w:abstractNumId="2" w15:restartNumberingAfterBreak="0">
+  <w:abstractNum w:abstractNumId="4" w15:restartNumberingAfterBreak="0">
     <w:nsid w:val="14DE3578"/>
     <w:multiLevelType w:val="multilevel"/>
     <w:tmpl w:val="0419001D"/>
@@ -2439,7 +3874,7 @@
       </w:pPr>
     </w:lvl>
   </w:abstractNum>
-  <w:abstractNum w:abstractNumId="3" w15:restartNumberingAfterBreak="0">
+  <w:abstractNum w:abstractNumId="5" w15:restartNumberingAfterBreak="0">
     <w:nsid w:val="15407E2C"/>
     <w:multiLevelType w:val="hybridMultilevel"/>
     <w:tmpl w:val="DFEA8FA8"/>
@@ -2575,7 +4010,93 @@
       </w:pPr>
     </w:lvl>
   </w:abstractNum>
-  <w:abstractNum w:abstractNumId="4" w15:restartNumberingAfterBreak="0">
+  <w:abstractNum w:abstractNumId="6" w15:restartNumberingAfterBreak="0">
+    <w:nsid w:val="1575675F"/>
+    <w:multiLevelType w:val="hybridMultilevel"/>
+    <w:tmpl w:val="0C1003E4"/>
+    <w:lvl w:ilvl="0" w:tplc="04190017">
+      <w:start w:val="1"/>
+      <w:numFmt w:val="lowerLetter"/>
+      <w:lvlText w:val="%1)"/>
+      <w:lvlJc w:val="left"/>
+      <w:pPr>
+        <w:ind w:left="1429" w:hanging="360"/>
+      </w:pPr>
+    </w:lvl>
+    <w:lvl w:ilvl="1" w:tplc="04190019" w:tentative="1">
+      <w:start w:val="1"/>
+      <w:numFmt w:val="lowerLetter"/>
+      <w:lvlText w:val="%2."/>
+      <w:lvlJc w:val="left"/>
+      <w:pPr>
+        <w:ind w:left="2149" w:hanging="360"/>
+      </w:pPr>
+    </w:lvl>
+    <w:lvl w:ilvl="2" w:tplc="0419001B" w:tentative="1">
+      <w:start w:val="1"/>
+      <w:numFmt w:val="lowerRoman"/>
+      <w:lvlText w:val="%3."/>
+      <w:lvlJc w:val="right"/>
+      <w:pPr>
+        <w:ind w:left="2869" w:hanging="180"/>
+      </w:pPr>
+    </w:lvl>
+    <w:lvl w:ilvl="3" w:tplc="0419000F" w:tentative="1">
+      <w:start w:val="1"/>
+      <w:numFmt w:val="decimal"/>
+      <w:lvlText w:val="%4."/>
+      <w:lvlJc w:val="left"/>
+      <w:pPr>
+        <w:ind w:left="3589" w:hanging="360"/>
+      </w:pPr>
+    </w:lvl>
+    <w:lvl w:ilvl="4" w:tplc="04190019" w:tentative="1">
+      <w:start w:val="1"/>
+      <w:numFmt w:val="lowerLetter"/>
+      <w:lvlText w:val="%5."/>
+      <w:lvlJc w:val="left"/>
+      <w:pPr>
+        <w:ind w:left="4309" w:hanging="360"/>
+      </w:pPr>
+    </w:lvl>
+    <w:lvl w:ilvl="5" w:tplc="0419001B" w:tentative="1">
+      <w:start w:val="1"/>
+      <w:numFmt w:val="lowerRoman"/>
+      <w:lvlText w:val="%6."/>
+      <w:lvlJc w:val="right"/>
+      <w:pPr>
+        <w:ind w:left="5029" w:hanging="180"/>
+      </w:pPr>
+    </w:lvl>
+    <w:lvl w:ilvl="6" w:tplc="0419000F" w:tentative="1">
+      <w:start w:val="1"/>
+      <w:numFmt w:val="decimal"/>
+      <w:lvlText w:val="%7."/>
+      <w:lvlJc w:val="left"/>
+      <w:pPr>
+        <w:ind w:left="5749" w:hanging="360"/>
+      </w:pPr>
+    </w:lvl>
+    <w:lvl w:ilvl="7" w:tplc="04190019" w:tentative="1">
+      <w:start w:val="1"/>
+      <w:numFmt w:val="lowerLetter"/>
+      <w:lvlText w:val="%8."/>
+      <w:lvlJc w:val="left"/>
+      <w:pPr>
+        <w:ind w:left="6469" w:hanging="360"/>
+      </w:pPr>
+    </w:lvl>
+    <w:lvl w:ilvl="8" w:tplc="0419001B" w:tentative="1">
+      <w:start w:val="1"/>
+      <w:numFmt w:val="lowerRoman"/>
+      <w:lvlText w:val="%9."/>
+      <w:lvlJc w:val="right"/>
+      <w:pPr>
+        <w:ind w:left="7189" w:hanging="180"/>
+      </w:pPr>
+    </w:lvl>
+  </w:abstractNum>
+  <w:abstractNum w:abstractNumId="7" w15:restartNumberingAfterBreak="0">
     <w:nsid w:val="1FD73B87"/>
     <w:multiLevelType w:val="hybridMultilevel"/>
     <w:tmpl w:val="CBFAEB50"/>
@@ -2664,7 +4185,7 @@
       </w:pPr>
     </w:lvl>
   </w:abstractNum>
-  <w:abstractNum w:abstractNumId="5" w15:restartNumberingAfterBreak="0">
+  <w:abstractNum w:abstractNumId="8" w15:restartNumberingAfterBreak="0">
     <w:nsid w:val="26B81BE2"/>
     <w:multiLevelType w:val="hybridMultilevel"/>
     <w:tmpl w:val="DA8CC428"/>
@@ -2777,7 +4298,93 @@
       </w:rPr>
     </w:lvl>
   </w:abstractNum>
-  <w:abstractNum w:abstractNumId="6" w15:restartNumberingAfterBreak="0">
+  <w:abstractNum w:abstractNumId="9" w15:restartNumberingAfterBreak="0">
+    <w:nsid w:val="29AE27F3"/>
+    <w:multiLevelType w:val="hybridMultilevel"/>
+    <w:tmpl w:val="BE1262E0"/>
+    <w:lvl w:ilvl="0" w:tplc="0419000F">
+      <w:start w:val="1"/>
+      <w:numFmt w:val="decimal"/>
+      <w:lvlText w:val="%1."/>
+      <w:lvlJc w:val="left"/>
+      <w:pPr>
+        <w:ind w:left="720" w:hanging="360"/>
+      </w:pPr>
+    </w:lvl>
+    <w:lvl w:ilvl="1" w:tplc="04190019" w:tentative="1">
+      <w:start w:val="1"/>
+      <w:numFmt w:val="lowerLetter"/>
+      <w:lvlText w:val="%2."/>
+      <w:lvlJc w:val="left"/>
+      <w:pPr>
+        <w:ind w:left="1440" w:hanging="360"/>
+      </w:pPr>
+    </w:lvl>
+    <w:lvl w:ilvl="2" w:tplc="0419001B" w:tentative="1">
+      <w:start w:val="1"/>
+      <w:numFmt w:val="lowerRoman"/>
+      <w:lvlText w:val="%3."/>
+      <w:lvlJc w:val="right"/>
+      <w:pPr>
+        <w:ind w:left="2160" w:hanging="180"/>
+      </w:pPr>
+    </w:lvl>
+    <w:lvl w:ilvl="3" w:tplc="0419000F" w:tentative="1">
+      <w:start w:val="1"/>
+      <w:numFmt w:val="decimal"/>
+      <w:lvlText w:val="%4."/>
+      <w:lvlJc w:val="left"/>
+      <w:pPr>
+        <w:ind w:left="2880" w:hanging="360"/>
+      </w:pPr>
+    </w:lvl>
+    <w:lvl w:ilvl="4" w:tplc="04190019" w:tentative="1">
+      <w:start w:val="1"/>
+      <w:numFmt w:val="lowerLetter"/>
+      <w:lvlText w:val="%5."/>
+      <w:lvlJc w:val="left"/>
+      <w:pPr>
+        <w:ind w:left="3600" w:hanging="360"/>
+      </w:pPr>
+    </w:lvl>
+    <w:lvl w:ilvl="5" w:tplc="0419001B" w:tentative="1">
+      <w:start w:val="1"/>
+      <w:numFmt w:val="lowerRoman"/>
+      <w:lvlText w:val="%6."/>
+      <w:lvlJc w:val="right"/>
+      <w:pPr>
+        <w:ind w:left="4320" w:hanging="180"/>
+      </w:pPr>
+    </w:lvl>
+    <w:lvl w:ilvl="6" w:tplc="0419000F" w:tentative="1">
+      <w:start w:val="1"/>
+      <w:numFmt w:val="decimal"/>
+      <w:lvlText w:val="%7."/>
+      <w:lvlJc w:val="left"/>
+      <w:pPr>
+        <w:ind w:left="5040" w:hanging="360"/>
+      </w:pPr>
+    </w:lvl>
+    <w:lvl w:ilvl="7" w:tplc="04190019" w:tentative="1">
+      <w:start w:val="1"/>
+      <w:numFmt w:val="lowerLetter"/>
+      <w:lvlText w:val="%8."/>
+      <w:lvlJc w:val="left"/>
+      <w:pPr>
+        <w:ind w:left="5760" w:hanging="360"/>
+      </w:pPr>
+    </w:lvl>
+    <w:lvl w:ilvl="8" w:tplc="0419001B" w:tentative="1">
+      <w:start w:val="1"/>
+      <w:numFmt w:val="lowerRoman"/>
+      <w:lvlText w:val="%9."/>
+      <w:lvlJc w:val="right"/>
+      <w:pPr>
+        <w:ind w:left="6480" w:hanging="180"/>
+      </w:pPr>
+    </w:lvl>
+  </w:abstractNum>
+  <w:abstractNum w:abstractNumId="10" w15:restartNumberingAfterBreak="0">
     <w:nsid w:val="36F62EA5"/>
     <w:multiLevelType w:val="hybridMultilevel"/>
     <w:tmpl w:val="79227DB6"/>
@@ -2863,7 +4470,7 @@
       </w:pPr>
     </w:lvl>
   </w:abstractNum>
-  <w:abstractNum w:abstractNumId="7" w15:restartNumberingAfterBreak="0">
+  <w:abstractNum w:abstractNumId="11" w15:restartNumberingAfterBreak="0">
     <w:nsid w:val="38E7247E"/>
     <w:multiLevelType w:val="multilevel"/>
     <w:tmpl w:val="0419001D"/>
@@ -2949,7 +4556,93 @@
       </w:pPr>
     </w:lvl>
   </w:abstractNum>
-  <w:abstractNum w:abstractNumId="8" w15:restartNumberingAfterBreak="0">
+  <w:abstractNum w:abstractNumId="12" w15:restartNumberingAfterBreak="0">
+    <w:nsid w:val="3B23760A"/>
+    <w:multiLevelType w:val="hybridMultilevel"/>
+    <w:tmpl w:val="73E0B614"/>
+    <w:lvl w:ilvl="0" w:tplc="04190017">
+      <w:start w:val="1"/>
+      <w:numFmt w:val="lowerLetter"/>
+      <w:lvlText w:val="%1)"/>
+      <w:lvlJc w:val="left"/>
+      <w:pPr>
+        <w:ind w:left="3600" w:hanging="360"/>
+      </w:pPr>
+    </w:lvl>
+    <w:lvl w:ilvl="1" w:tplc="04190019" w:tentative="1">
+      <w:start w:val="1"/>
+      <w:numFmt w:val="lowerLetter"/>
+      <w:lvlText w:val="%2."/>
+      <w:lvlJc w:val="left"/>
+      <w:pPr>
+        <w:ind w:left="4320" w:hanging="360"/>
+      </w:pPr>
+    </w:lvl>
+    <w:lvl w:ilvl="2" w:tplc="0419001B" w:tentative="1">
+      <w:start w:val="1"/>
+      <w:numFmt w:val="lowerRoman"/>
+      <w:lvlText w:val="%3."/>
+      <w:lvlJc w:val="right"/>
+      <w:pPr>
+        <w:ind w:left="5040" w:hanging="180"/>
+      </w:pPr>
+    </w:lvl>
+    <w:lvl w:ilvl="3" w:tplc="0419000F" w:tentative="1">
+      <w:start w:val="1"/>
+      <w:numFmt w:val="decimal"/>
+      <w:lvlText w:val="%4."/>
+      <w:lvlJc w:val="left"/>
+      <w:pPr>
+        <w:ind w:left="5760" w:hanging="360"/>
+      </w:pPr>
+    </w:lvl>
+    <w:lvl w:ilvl="4" w:tplc="04190019" w:tentative="1">
+      <w:start w:val="1"/>
+      <w:numFmt w:val="lowerLetter"/>
+      <w:lvlText w:val="%5."/>
+      <w:lvlJc w:val="left"/>
+      <w:pPr>
+        <w:ind w:left="6480" w:hanging="360"/>
+      </w:pPr>
+    </w:lvl>
+    <w:lvl w:ilvl="5" w:tplc="0419001B" w:tentative="1">
+      <w:start w:val="1"/>
+      <w:numFmt w:val="lowerRoman"/>
+      <w:lvlText w:val="%6."/>
+      <w:lvlJc w:val="right"/>
+      <w:pPr>
+        <w:ind w:left="7200" w:hanging="180"/>
+      </w:pPr>
+    </w:lvl>
+    <w:lvl w:ilvl="6" w:tplc="0419000F" w:tentative="1">
+      <w:start w:val="1"/>
+      <w:numFmt w:val="decimal"/>
+      <w:lvlText w:val="%7."/>
+      <w:lvlJc w:val="left"/>
+      <w:pPr>
+        <w:ind w:left="7920" w:hanging="360"/>
+      </w:pPr>
+    </w:lvl>
+    <w:lvl w:ilvl="7" w:tplc="04190019" w:tentative="1">
+      <w:start w:val="1"/>
+      <w:numFmt w:val="lowerLetter"/>
+      <w:lvlText w:val="%8."/>
+      <w:lvlJc w:val="left"/>
+      <w:pPr>
+        <w:ind w:left="8640" w:hanging="360"/>
+      </w:pPr>
+    </w:lvl>
+    <w:lvl w:ilvl="8" w:tplc="0419001B" w:tentative="1">
+      <w:start w:val="1"/>
+      <w:numFmt w:val="lowerRoman"/>
+      <w:lvlText w:val="%9."/>
+      <w:lvlJc w:val="right"/>
+      <w:pPr>
+        <w:ind w:left="9360" w:hanging="180"/>
+      </w:pPr>
+    </w:lvl>
+  </w:abstractNum>
+  <w:abstractNum w:abstractNumId="13" w15:restartNumberingAfterBreak="0">
     <w:nsid w:val="40926911"/>
     <w:multiLevelType w:val="multilevel"/>
     <w:tmpl w:val="D18EDB88"/>
@@ -3062,7 +4755,7 @@
       </w:rPr>
     </w:lvl>
   </w:abstractNum>
-  <w:abstractNum w:abstractNumId="9" w15:restartNumberingAfterBreak="0">
+  <w:abstractNum w:abstractNumId="14" w15:restartNumberingAfterBreak="0">
     <w:nsid w:val="414E1076"/>
     <w:multiLevelType w:val="hybridMultilevel"/>
     <w:tmpl w:val="CB667CC8"/>
@@ -3151,7 +4844,7 @@
       </w:pPr>
     </w:lvl>
   </w:abstractNum>
-  <w:abstractNum w:abstractNumId="10" w15:restartNumberingAfterBreak="0">
+  <w:abstractNum w:abstractNumId="15" w15:restartNumberingAfterBreak="0">
     <w:nsid w:val="447158E2"/>
     <w:multiLevelType w:val="hybridMultilevel"/>
     <w:tmpl w:val="49B409DE"/>
@@ -3237,7 +4930,7 @@
       </w:pPr>
     </w:lvl>
   </w:abstractNum>
-  <w:abstractNum w:abstractNumId="11" w15:restartNumberingAfterBreak="0">
+  <w:abstractNum w:abstractNumId="16" w15:restartNumberingAfterBreak="0">
     <w:nsid w:val="4B194399"/>
     <w:multiLevelType w:val="hybridMultilevel"/>
     <w:tmpl w:val="0B8EA13E"/>
@@ -3323,7 +5016,7 @@
       </w:pPr>
     </w:lvl>
   </w:abstractNum>
-  <w:abstractNum w:abstractNumId="12" w15:restartNumberingAfterBreak="0">
+  <w:abstractNum w:abstractNumId="17" w15:restartNumberingAfterBreak="0">
     <w:nsid w:val="552F2A9C"/>
     <w:multiLevelType w:val="hybridMultilevel"/>
     <w:tmpl w:val="39DC0BE4"/>
@@ -3412,7 +5105,7 @@
       </w:pPr>
     </w:lvl>
   </w:abstractNum>
-  <w:abstractNum w:abstractNumId="13" w15:restartNumberingAfterBreak="0">
+  <w:abstractNum w:abstractNumId="18" w15:restartNumberingAfterBreak="0">
     <w:nsid w:val="5662383F"/>
     <w:multiLevelType w:val="multilevel"/>
     <w:tmpl w:val="8A64B0F8"/>
@@ -3525,7 +5218,7 @@
       </w:rPr>
     </w:lvl>
   </w:abstractNum>
-  <w:abstractNum w:abstractNumId="14" w15:restartNumberingAfterBreak="0">
+  <w:abstractNum w:abstractNumId="19" w15:restartNumberingAfterBreak="0">
     <w:nsid w:val="58BA1E93"/>
     <w:multiLevelType w:val="multilevel"/>
     <w:tmpl w:val="0419001D"/>
@@ -3611,7 +5304,7 @@
       </w:pPr>
     </w:lvl>
   </w:abstractNum>
-  <w:abstractNum w:abstractNumId="15" w15:restartNumberingAfterBreak="0">
+  <w:abstractNum w:abstractNumId="20" w15:restartNumberingAfterBreak="0">
     <w:nsid w:val="5C491F7D"/>
     <w:multiLevelType w:val="hybridMultilevel"/>
     <w:tmpl w:val="9D5E9FAE"/>
@@ -3700,7 +5393,93 @@
       </w:pPr>
     </w:lvl>
   </w:abstractNum>
-  <w:abstractNum w:abstractNumId="16" w15:restartNumberingAfterBreak="0">
+  <w:abstractNum w:abstractNumId="21" w15:restartNumberingAfterBreak="0">
+    <w:nsid w:val="5E3B39E9"/>
+    <w:multiLevelType w:val="hybridMultilevel"/>
+    <w:tmpl w:val="AEBA96EE"/>
+    <w:lvl w:ilvl="0" w:tplc="0419000F">
+      <w:start w:val="1"/>
+      <w:numFmt w:val="decimal"/>
+      <w:lvlText w:val="%1."/>
+      <w:lvlJc w:val="left"/>
+      <w:pPr>
+        <w:ind w:left="1080" w:hanging="360"/>
+      </w:pPr>
+    </w:lvl>
+    <w:lvl w:ilvl="1" w:tplc="04190019" w:tentative="1">
+      <w:start w:val="1"/>
+      <w:numFmt w:val="lowerLetter"/>
+      <w:lvlText w:val="%2."/>
+      <w:lvlJc w:val="left"/>
+      <w:pPr>
+        <w:ind w:left="1800" w:hanging="360"/>
+      </w:pPr>
+    </w:lvl>
+    <w:lvl w:ilvl="2" w:tplc="0419001B" w:tentative="1">
+      <w:start w:val="1"/>
+      <w:numFmt w:val="lowerRoman"/>
+      <w:lvlText w:val="%3."/>
+      <w:lvlJc w:val="right"/>
+      <w:pPr>
+        <w:ind w:left="2520" w:hanging="180"/>
+      </w:pPr>
+    </w:lvl>
+    <w:lvl w:ilvl="3" w:tplc="0419000F" w:tentative="1">
+      <w:start w:val="1"/>
+      <w:numFmt w:val="decimal"/>
+      <w:lvlText w:val="%4."/>
+      <w:lvlJc w:val="left"/>
+      <w:pPr>
+        <w:ind w:left="3240" w:hanging="360"/>
+      </w:pPr>
+    </w:lvl>
+    <w:lvl w:ilvl="4" w:tplc="04190019" w:tentative="1">
+      <w:start w:val="1"/>
+      <w:numFmt w:val="lowerLetter"/>
+      <w:lvlText w:val="%5."/>
+      <w:lvlJc w:val="left"/>
+      <w:pPr>
+        <w:ind w:left="3960" w:hanging="360"/>
+      </w:pPr>
+    </w:lvl>
+    <w:lvl w:ilvl="5" w:tplc="0419001B" w:tentative="1">
+      <w:start w:val="1"/>
+      <w:numFmt w:val="lowerRoman"/>
+      <w:lvlText w:val="%6."/>
+      <w:lvlJc w:val="right"/>
+      <w:pPr>
+        <w:ind w:left="4680" w:hanging="180"/>
+      </w:pPr>
+    </w:lvl>
+    <w:lvl w:ilvl="6" w:tplc="0419000F" w:tentative="1">
+      <w:start w:val="1"/>
+      <w:numFmt w:val="decimal"/>
+      <w:lvlText w:val="%7."/>
+      <w:lvlJc w:val="left"/>
+      <w:pPr>
+        <w:ind w:left="5400" w:hanging="360"/>
+      </w:pPr>
+    </w:lvl>
+    <w:lvl w:ilvl="7" w:tplc="04190019" w:tentative="1">
+      <w:start w:val="1"/>
+      <w:numFmt w:val="lowerLetter"/>
+      <w:lvlText w:val="%8."/>
+      <w:lvlJc w:val="left"/>
+      <w:pPr>
+        <w:ind w:left="6120" w:hanging="360"/>
+      </w:pPr>
+    </w:lvl>
+    <w:lvl w:ilvl="8" w:tplc="0419001B" w:tentative="1">
+      <w:start w:val="1"/>
+      <w:numFmt w:val="lowerRoman"/>
+      <w:lvlText w:val="%9."/>
+      <w:lvlJc w:val="right"/>
+      <w:pPr>
+        <w:ind w:left="6840" w:hanging="180"/>
+      </w:pPr>
+    </w:lvl>
+  </w:abstractNum>
+  <w:abstractNum w:abstractNumId="22" w15:restartNumberingAfterBreak="0">
     <w:nsid w:val="607B1095"/>
     <w:multiLevelType w:val="multilevel"/>
     <w:tmpl w:val="0419001D"/>
@@ -3786,7 +5565,7 @@
       </w:pPr>
     </w:lvl>
   </w:abstractNum>
-  <w:abstractNum w:abstractNumId="17" w15:restartNumberingAfterBreak="0">
+  <w:abstractNum w:abstractNumId="23" w15:restartNumberingAfterBreak="0">
     <w:nsid w:val="64AD1F6B"/>
     <w:multiLevelType w:val="hybridMultilevel"/>
     <w:tmpl w:val="C08EBC44"/>
@@ -3875,7 +5654,7 @@
       </w:pPr>
     </w:lvl>
   </w:abstractNum>
-  <w:abstractNum w:abstractNumId="18" w15:restartNumberingAfterBreak="0">
+  <w:abstractNum w:abstractNumId="24" w15:restartNumberingAfterBreak="0">
     <w:nsid w:val="655A7A08"/>
     <w:multiLevelType w:val="multilevel"/>
     <w:tmpl w:val="73A0350C"/>
@@ -4018,7 +5797,7 @@
       </w:pPr>
     </w:lvl>
   </w:abstractNum>
-  <w:abstractNum w:abstractNumId="19" w15:restartNumberingAfterBreak="0">
+  <w:abstractNum w:abstractNumId="25" w15:restartNumberingAfterBreak="0">
     <w:nsid w:val="69792449"/>
     <w:multiLevelType w:val="multilevel"/>
     <w:tmpl w:val="5CE2A51E"/>
@@ -4135,7 +5914,7 @@
       </w:pPr>
     </w:lvl>
   </w:abstractNum>
-  <w:abstractNum w:abstractNumId="20" w15:restartNumberingAfterBreak="0">
+  <w:abstractNum w:abstractNumId="26" w15:restartNumberingAfterBreak="0">
     <w:nsid w:val="6DE95CD0"/>
     <w:multiLevelType w:val="multilevel"/>
     <w:tmpl w:val="0419001F"/>
@@ -4221,7 +6000,7 @@
       </w:pPr>
     </w:lvl>
   </w:abstractNum>
-  <w:abstractNum w:abstractNumId="21" w15:restartNumberingAfterBreak="0">
+  <w:abstractNum w:abstractNumId="27" w15:restartNumberingAfterBreak="0">
     <w:nsid w:val="6F9B68B1"/>
     <w:multiLevelType w:val="hybridMultilevel"/>
     <w:tmpl w:val="B35C4A0C"/>
@@ -4337,7 +6116,96 @@
       </w:pPr>
     </w:lvl>
   </w:abstractNum>
-  <w:abstractNum w:abstractNumId="22" w15:restartNumberingAfterBreak="0">
+  <w:abstractNum w:abstractNumId="28" w15:restartNumberingAfterBreak="0">
+    <w:nsid w:val="712D0C20"/>
+    <w:multiLevelType w:val="hybridMultilevel"/>
+    <w:tmpl w:val="D7927CFA"/>
+    <w:lvl w:ilvl="0" w:tplc="3B36D168">
+      <w:start w:val="1"/>
+      <w:numFmt w:val="decimal"/>
+      <w:lvlText w:val="Шаг %1. "/>
+      <w:lvlJc w:val="left"/>
+      <w:pPr>
+        <w:ind w:left="1429" w:hanging="360"/>
+      </w:pPr>
+      <w:rPr>
+        <w:rFonts w:hint="default"/>
+      </w:rPr>
+    </w:lvl>
+    <w:lvl w:ilvl="1" w:tplc="04190019" w:tentative="1">
+      <w:start w:val="1"/>
+      <w:numFmt w:val="lowerLetter"/>
+      <w:lvlText w:val="%2."/>
+      <w:lvlJc w:val="left"/>
+      <w:pPr>
+        <w:ind w:left="2149" w:hanging="360"/>
+      </w:pPr>
+    </w:lvl>
+    <w:lvl w:ilvl="2" w:tplc="0419001B" w:tentative="1">
+      <w:start w:val="1"/>
+      <w:numFmt w:val="lowerRoman"/>
+      <w:lvlText w:val="%3."/>
+      <w:lvlJc w:val="right"/>
+      <w:pPr>
+        <w:ind w:left="2869" w:hanging="180"/>
+      </w:pPr>
+    </w:lvl>
+    <w:lvl w:ilvl="3" w:tplc="0419000F" w:tentative="1">
+      <w:start w:val="1"/>
+      <w:numFmt w:val="decimal"/>
+      <w:lvlText w:val="%4."/>
+      <w:lvlJc w:val="left"/>
+      <w:pPr>
+        <w:ind w:left="3589" w:hanging="360"/>
+      </w:pPr>
+    </w:lvl>
+    <w:lvl w:ilvl="4" w:tplc="04190019" w:tentative="1">
+      <w:start w:val="1"/>
+      <w:numFmt w:val="lowerLetter"/>
+      <w:lvlText w:val="%5."/>
+      <w:lvlJc w:val="left"/>
+      <w:pPr>
+        <w:ind w:left="4309" w:hanging="360"/>
+      </w:pPr>
+    </w:lvl>
+    <w:lvl w:ilvl="5" w:tplc="0419001B" w:tentative="1">
+      <w:start w:val="1"/>
+      <w:numFmt w:val="lowerRoman"/>
+      <w:lvlText w:val="%6."/>
+      <w:lvlJc w:val="right"/>
+      <w:pPr>
+        <w:ind w:left="5029" w:hanging="180"/>
+      </w:pPr>
+    </w:lvl>
+    <w:lvl w:ilvl="6" w:tplc="0419000F" w:tentative="1">
+      <w:start w:val="1"/>
+      <w:numFmt w:val="decimal"/>
+      <w:lvlText w:val="%7."/>
+      <w:lvlJc w:val="left"/>
+      <w:pPr>
+        <w:ind w:left="5749" w:hanging="360"/>
+      </w:pPr>
+    </w:lvl>
+    <w:lvl w:ilvl="7" w:tplc="04190019" w:tentative="1">
+      <w:start w:val="1"/>
+      <w:numFmt w:val="lowerLetter"/>
+      <w:lvlText w:val="%8."/>
+      <w:lvlJc w:val="left"/>
+      <w:pPr>
+        <w:ind w:left="6469" w:hanging="360"/>
+      </w:pPr>
+    </w:lvl>
+    <w:lvl w:ilvl="8" w:tplc="0419001B" w:tentative="1">
+      <w:start w:val="1"/>
+      <w:numFmt w:val="lowerRoman"/>
+      <w:lvlText w:val="%9."/>
+      <w:lvlJc w:val="right"/>
+      <w:pPr>
+        <w:ind w:left="7189" w:hanging="180"/>
+      </w:pPr>
+    </w:lvl>
+  </w:abstractNum>
+  <w:abstractNum w:abstractNumId="29" w15:restartNumberingAfterBreak="0">
     <w:nsid w:val="7B0A7BF8"/>
     <w:multiLevelType w:val="hybridMultilevel"/>
     <w:tmpl w:val="0C5221EA"/>
@@ -4427,61 +6295,61 @@
     </w:lvl>
   </w:abstractNum>
   <w:num w:numId="1">
+    <w:abstractNumId w:val="23"/>
+  </w:num>
+  <w:num w:numId="2">
+    <w:abstractNumId w:val="20"/>
+  </w:num>
+  <w:num w:numId="3">
     <w:abstractNumId w:val="17"/>
   </w:num>
-  <w:num w:numId="2">
-    <w:abstractNumId w:val="15"/>
-  </w:num>
-  <w:num w:numId="3">
-    <w:abstractNumId w:val="12"/>
-  </w:num>
   <w:num w:numId="4">
-    <w:abstractNumId w:val="4"/>
+    <w:abstractNumId w:val="7"/>
   </w:num>
   <w:num w:numId="5">
-    <w:abstractNumId w:val="9"/>
+    <w:abstractNumId w:val="14"/>
   </w:num>
   <w:num w:numId="6">
-    <w:abstractNumId w:val="20"/>
+    <w:abstractNumId w:val="26"/>
   </w:num>
   <w:num w:numId="7">
+    <w:abstractNumId w:val="18"/>
+  </w:num>
+  <w:num w:numId="8">
     <w:abstractNumId w:val="13"/>
   </w:num>
-  <w:num w:numId="8">
+  <w:num w:numId="9">
+    <w:abstractNumId w:val="24"/>
+  </w:num>
+  <w:num w:numId="10">
     <w:abstractNumId w:val="8"/>
   </w:num>
-  <w:num w:numId="9">
-    <w:abstractNumId w:val="18"/>
-  </w:num>
-  <w:num w:numId="10">
-    <w:abstractNumId w:val="5"/>
-  </w:num>
   <w:num w:numId="11">
-    <w:abstractNumId w:val="16"/>
+    <w:abstractNumId w:val="22"/>
   </w:num>
   <w:num w:numId="12">
-    <w:abstractNumId w:val="14"/>
+    <w:abstractNumId w:val="19"/>
   </w:num>
   <w:num w:numId="13">
     <w:abstractNumId w:val="0"/>
   </w:num>
   <w:num w:numId="14">
-    <w:abstractNumId w:val="6"/>
+    <w:abstractNumId w:val="10"/>
   </w:num>
   <w:num w:numId="15">
-    <w:abstractNumId w:val="7"/>
+    <w:abstractNumId w:val="11"/>
   </w:num>
   <w:num w:numId="16">
-    <w:abstractNumId w:val="2"/>
+    <w:abstractNumId w:val="4"/>
   </w:num>
   <w:num w:numId="17">
-    <w:abstractNumId w:val="11"/>
+    <w:abstractNumId w:val="16"/>
   </w:num>
   <w:num w:numId="18">
-    <w:abstractNumId w:val="10"/>
+    <w:abstractNumId w:val="15"/>
   </w:num>
   <w:num w:numId="19">
-    <w:abstractNumId w:val="18"/>
+    <w:abstractNumId w:val="24"/>
     <w:lvlOverride w:ilvl="0">
       <w:startOverride w:val="1"/>
     </w:lvlOverride>
@@ -4511,55 +6379,76 @@
     </w:lvlOverride>
   </w:num>
   <w:num w:numId="20">
-    <w:abstractNumId w:val="3"/>
+    <w:abstractNumId w:val="5"/>
   </w:num>
   <w:num w:numId="21">
-    <w:abstractNumId w:val="3"/>
+    <w:abstractNumId w:val="5"/>
     <w:lvlOverride w:ilvl="0">
       <w:startOverride w:val="1"/>
     </w:lvlOverride>
   </w:num>
   <w:num w:numId="22">
-    <w:abstractNumId w:val="3"/>
+    <w:abstractNumId w:val="5"/>
     <w:lvlOverride w:ilvl="0">
       <w:startOverride w:val="1"/>
     </w:lvlOverride>
   </w:num>
   <w:num w:numId="23">
-    <w:abstractNumId w:val="3"/>
+    <w:abstractNumId w:val="5"/>
     <w:lvlOverride w:ilvl="0">
       <w:startOverride w:val="1"/>
     </w:lvlOverride>
   </w:num>
   <w:num w:numId="24">
-    <w:abstractNumId w:val="21"/>
+    <w:abstractNumId w:val="27"/>
   </w:num>
   <w:num w:numId="25">
-    <w:abstractNumId w:val="21"/>
+    <w:abstractNumId w:val="27"/>
     <w:lvlOverride w:ilvl="0">
       <w:startOverride w:val="1"/>
     </w:lvlOverride>
   </w:num>
   <w:num w:numId="26">
-    <w:abstractNumId w:val="21"/>
+    <w:abstractNumId w:val="27"/>
     <w:lvlOverride w:ilvl="0">
       <w:startOverride w:val="1"/>
     </w:lvlOverride>
   </w:num>
   <w:num w:numId="27">
-    <w:abstractNumId w:val="19"/>
+    <w:abstractNumId w:val="25"/>
   </w:num>
   <w:num w:numId="28">
-    <w:abstractNumId w:val="21"/>
+    <w:abstractNumId w:val="27"/>
     <w:lvlOverride w:ilvl="0">
       <w:startOverride w:val="1"/>
     </w:lvlOverride>
   </w:num>
   <w:num w:numId="29">
+    <w:abstractNumId w:val="3"/>
+  </w:num>
+  <w:num w:numId="30">
+    <w:abstractNumId w:val="29"/>
+  </w:num>
+  <w:num w:numId="31">
+    <w:abstractNumId w:val="9"/>
+  </w:num>
+  <w:num w:numId="32">
+    <w:abstractNumId w:val="21"/>
+  </w:num>
+  <w:num w:numId="33">
+    <w:abstractNumId w:val="12"/>
+  </w:num>
+  <w:num w:numId="34">
+    <w:abstractNumId w:val="2"/>
+  </w:num>
+  <w:num w:numId="35">
+    <w:abstractNumId w:val="6"/>
+  </w:num>
+  <w:num w:numId="36">
     <w:abstractNumId w:val="1"/>
   </w:num>
-  <w:num w:numId="30">
-    <w:abstractNumId w:val="22"/>
+  <w:num w:numId="37">
+    <w:abstractNumId w:val="28"/>
   </w:num>
 </w:numbering>
 </file>

--- a/2 курс/4 семестр/Технлония разработки программных приложений/2ПР/2ПР_Астахов_СП_ИКБО-50-23.docx
+++ b/2 курс/4 семестр/Технлония разработки программных приложений/2ПР/2ПР_Астахов_СП_ИКБО-50-23.docx
@@ -566,42 +566,8 @@
                 <w:sz w:val="28"/>
                 <w:szCs w:val="28"/>
               </w:rPr>
-              <w:t xml:space="preserve">Основы работы с </w:t>
-            </w:r>
-            <w:proofErr w:type="spellStart"/>
-            <w:r>
-              <w:rPr>
-                <w:rFonts w:ascii="Times New Roman" w:hAnsi="Times New Roman"/>
-                <w:b/>
-                <w:spacing w:val="-5"/>
-                <w:sz w:val="28"/>
-                <w:szCs w:val="28"/>
-              </w:rPr>
-              <w:t>Bash</w:t>
-            </w:r>
-            <w:proofErr w:type="spellEnd"/>
-            <w:r>
-              <w:rPr>
-                <w:rFonts w:ascii="Times New Roman" w:hAnsi="Times New Roman"/>
-                <w:b/>
-                <w:spacing w:val="-5"/>
-                <w:sz w:val="28"/>
-                <w:szCs w:val="28"/>
-              </w:rPr>
-              <w:t xml:space="preserve"> </w:t>
-            </w:r>
-            <w:proofErr w:type="spellStart"/>
-            <w:r>
-              <w:rPr>
-                <w:rFonts w:ascii="Times New Roman" w:hAnsi="Times New Roman"/>
-                <w:b/>
-                <w:spacing w:val="-5"/>
-                <w:sz w:val="28"/>
-                <w:szCs w:val="28"/>
-              </w:rPr>
-              <w:t>Scriptами</w:t>
-            </w:r>
-            <w:proofErr w:type="spellEnd"/>
+              <w:t>Основы работы с Bash Scriptами</w:t>
+            </w:r>
             <w:r>
               <w:rPr>
                 <w:rFonts w:ascii="Times New Roman" w:hAnsi="Times New Roman"/>
@@ -1884,7 +1850,7 @@
                 <w:noProof/>
                 <w:webHidden/>
               </w:rPr>
-              <w:t>10</w:t>
+              <w:t>9</w:t>
             </w:r>
             <w:r>
               <w:rPr>
@@ -1968,7 +1934,7 @@
                 <w:noProof/>
                 <w:webHidden/>
               </w:rPr>
-              <w:t>11</w:t>
+              <w:t>12</w:t>
             </w:r>
             <w:r>
               <w:rPr>
@@ -2099,15 +2065,7 @@
         <w:t>сать</w:t>
       </w:r>
       <w:r>
-        <w:t xml:space="preserve"> сценарий, который выводит дату, время, список зарегистрировавшихся пользователей, и </w:t>
-      </w:r>
-      <w:proofErr w:type="spellStart"/>
-      <w:r>
-        <w:t>uptime</w:t>
-      </w:r>
-      <w:proofErr w:type="spellEnd"/>
-      <w:r>
-        <w:t xml:space="preserve"> системы и сохраняет эту информацию в файл. </w:t>
+        <w:t xml:space="preserve"> сценарий, который выводит дату, время, список зарегистрировавшихся пользователей, и uptime системы и сохраняет эту информацию в файл. </w:t>
       </w:r>
     </w:p>
     <w:p>
@@ -2213,14 +2171,7 @@
           <w:b/>
           <w:bCs/>
         </w:rPr>
-        <w:t>Часть 2</w:t>
-      </w:r>
-      <w:r>
-        <w:rPr>
-          <w:b/>
-          <w:bCs/>
-        </w:rPr>
-        <w:t>:</w:t>
+        <w:t>Часть 2:</w:t>
       </w:r>
     </w:p>
     <w:p>
@@ -2291,15 +2242,7 @@
       </w:pPr>
       <w:bookmarkStart w:id="4" w:name="_Toc191838088"/>
       <w:r>
-        <w:t xml:space="preserve">Часть 1. Результат выполнения </w:t>
-      </w:r>
-      <w:proofErr w:type="spellStart"/>
-      <w:r>
-        <w:t>bash</w:t>
-      </w:r>
-      <w:proofErr w:type="spellEnd"/>
-      <w:r>
-        <w:t>-скриптов, а также текст самого скрипта.</w:t>
+        <w:t>Часть 1. Результат выполнения bash-скриптов, а также текст самого скрипта.</w:t>
       </w:r>
       <w:bookmarkEnd w:id="4"/>
       <w:r>
@@ -2315,15 +2258,7 @@
         </w:numPr>
       </w:pPr>
       <w:r>
-        <w:t xml:space="preserve">Написать сценарий, который выводит дату, время, список зарегистрировавшихся пользователей, и </w:t>
-      </w:r>
-      <w:proofErr w:type="spellStart"/>
-      <w:r>
-        <w:t>uptime</w:t>
-      </w:r>
-      <w:proofErr w:type="spellEnd"/>
-      <w:r>
-        <w:t xml:space="preserve"> системы и сохраняет эту информацию в файл. </w:t>
+        <w:t xml:space="preserve">Написать сценарий, который выводит дату, время, список зарегистрировавшихся пользователей, и uptime системы и сохраняет эту информацию в файл. </w:t>
       </w:r>
     </w:p>
     <w:p>
@@ -2331,6 +2266,9 @@
         <w:pStyle w:val="a9"/>
       </w:pPr>
       <w:r>
+        <w:rPr>
+          <w:noProof/>
+        </w:rPr>
         <w:drawing>
           <wp:inline distT="0" distB="0" distL="0" distR="0" wp14:anchorId="760372DA" wp14:editId="46BE0F8C">
             <wp:extent cx="4953000" cy="3425538"/>
@@ -2390,31 +2328,30 @@
       <w:r>
         <w:t xml:space="preserve"> файла </w:t>
       </w:r>
-      <w:proofErr w:type="spellStart"/>
       <w:r>
         <w:rPr>
           <w:lang w:val="en-US"/>
         </w:rPr>
         <w:t>myscript</w:t>
       </w:r>
-      <w:proofErr w:type="spellEnd"/>
       <w:r>
         <w:t>1.</w:t>
       </w:r>
-      <w:proofErr w:type="spellStart"/>
       <w:r>
         <w:rPr>
           <w:lang w:val="en-US"/>
         </w:rPr>
         <w:t>sh</w:t>
       </w:r>
-      <w:proofErr w:type="spellEnd"/>
     </w:p>
     <w:p>
       <w:pPr>
         <w:pStyle w:val="a9"/>
       </w:pPr>
       <w:r>
+        <w:rPr>
+          <w:noProof/>
+        </w:rPr>
         <w:lastRenderedPageBreak/>
         <w:drawing>
           <wp:inline distT="0" distB="0" distL="0" distR="0" wp14:anchorId="601280F3" wp14:editId="78A3985C">
@@ -2492,6 +2429,9 @@
         <w:pStyle w:val="a9"/>
       </w:pPr>
       <w:r>
+        <w:rPr>
+          <w:noProof/>
+        </w:rPr>
         <w:drawing>
           <wp:inline distT="0" distB="0" distL="0" distR="0" wp14:anchorId="1BF85B3D" wp14:editId="3CB95460">
             <wp:extent cx="4972050" cy="3606663"/>
@@ -2551,28 +2491,24 @@
       <w:r>
         <w:t xml:space="preserve">-скрипт файла </w:t>
       </w:r>
-      <w:proofErr w:type="spellStart"/>
       <w:r>
         <w:rPr>
           <w:lang w:val="en-US"/>
         </w:rPr>
         <w:t>myscript</w:t>
       </w:r>
-      <w:proofErr w:type="spellEnd"/>
       <w:r>
         <w:t>2</w:t>
       </w:r>
       <w:r>
         <w:t>.</w:t>
       </w:r>
-      <w:proofErr w:type="spellStart"/>
       <w:r>
         <w:rPr>
           <w:lang w:val="en-US"/>
         </w:rPr>
         <w:t>sh</w:t>
       </w:r>
-      <w:proofErr w:type="spellEnd"/>
     </w:p>
     <w:p>
       <w:pPr>
@@ -2589,6 +2525,9 @@
         <w:pStyle w:val="a9"/>
       </w:pPr>
       <w:r>
+        <w:rPr>
+          <w:noProof/>
+        </w:rPr>
         <w:lastRenderedPageBreak/>
         <w:drawing>
           <wp:inline distT="0" distB="0" distL="0" distR="0" wp14:anchorId="6278447B" wp14:editId="28F9A4B0">
@@ -2657,6 +2596,9 @@
         <w:pStyle w:val="a9"/>
       </w:pPr>
       <w:r>
+        <w:rPr>
+          <w:noProof/>
+        </w:rPr>
         <w:drawing>
           <wp:inline distT="0" distB="0" distL="0" distR="0" wp14:anchorId="138DA3EA" wp14:editId="113F348D">
             <wp:extent cx="5395912" cy="2411001"/>
@@ -2710,34 +2652,33 @@
       <w:r>
         <w:t xml:space="preserve">-скрипт файла </w:t>
       </w:r>
-      <w:proofErr w:type="spellStart"/>
       <w:r>
         <w:rPr>
           <w:lang w:val="en-US"/>
         </w:rPr>
         <w:t>myscript</w:t>
       </w:r>
-      <w:proofErr w:type="spellEnd"/>
       <w:r>
         <w:t>3</w:t>
       </w:r>
       <w:r>
         <w:t>.</w:t>
       </w:r>
-      <w:proofErr w:type="spellStart"/>
       <w:r>
         <w:rPr>
           <w:lang w:val="en-US"/>
         </w:rPr>
         <w:t>sh</w:t>
       </w:r>
-      <w:proofErr w:type="spellEnd"/>
     </w:p>
     <w:p>
       <w:pPr>
         <w:pStyle w:val="a9"/>
       </w:pPr>
       <w:r>
+        <w:rPr>
+          <w:noProof/>
+        </w:rPr>
         <w:lastRenderedPageBreak/>
         <w:drawing>
           <wp:inline distT="0" distB="0" distL="0" distR="0" wp14:anchorId="48D36084" wp14:editId="79E17BA0">
@@ -2810,6 +2751,7 @@
       </w:pPr>
       <w:r>
         <w:rPr>
+          <w:noProof/>
           <w:lang w:val="en-US"/>
         </w:rPr>
         <w:drawing>
@@ -2869,66 +2811,54 @@
         <w:rPr>
           <w:lang w:val="en-US"/>
         </w:rPr>
-        <w:t>–</w:t>
+        <w:t xml:space="preserve">– </w:t>
       </w:r>
       <w:r>
         <w:rPr>
           <w:lang w:val="en-US"/>
         </w:rPr>
+        <w:t>Bash</w:t>
+      </w:r>
+      <w:r>
+        <w:rPr>
+          <w:lang w:val="en-US"/>
+        </w:rPr>
+        <w:t>-</w:t>
+      </w:r>
+      <w:r>
+        <w:t>скрипт</w:t>
+      </w:r>
+      <w:r>
+        <w:rPr>
+          <w:lang w:val="en-US"/>
+        </w:rPr>
         <w:t xml:space="preserve"> </w:t>
       </w:r>
       <w:r>
+        <w:t>файла</w:t>
+      </w:r>
+      <w:r>
         <w:rPr>
           <w:lang w:val="en-US"/>
         </w:rPr>
-        <w:t>Bash</w:t>
+        <w:t xml:space="preserve"> </w:t>
       </w:r>
       <w:r>
         <w:rPr>
           <w:lang w:val="en-US"/>
         </w:rPr>
-        <w:t>-</w:t>
-      </w:r>
-      <w:r>
-        <w:t>скрипт</w:t>
+        <w:t>myscript</w:t>
       </w:r>
       <w:r>
         <w:rPr>
           <w:lang w:val="en-US"/>
         </w:rPr>
-        <w:t xml:space="preserve"> </w:t>
-      </w:r>
-      <w:r>
-        <w:t>файла</w:t>
+        <w:t>4.</w:t>
       </w:r>
       <w:r>
         <w:rPr>
           <w:lang w:val="en-US"/>
         </w:rPr>
-        <w:t xml:space="preserve"> </w:t>
-      </w:r>
-      <w:r>
-        <w:rPr>
-          <w:lang w:val="en-US"/>
-        </w:rPr>
-        <w:t>myscript</w:t>
-      </w:r>
-      <w:r>
-        <w:rPr>
-          <w:lang w:val="en-US"/>
-        </w:rPr>
-        <w:t>4</w:t>
-      </w:r>
-      <w:r>
-        <w:rPr>
-          <w:lang w:val="en-US"/>
-        </w:rPr>
-        <w:t>.</w:t>
-      </w:r>
-      <w:r>
-        <w:rPr>
-          <w:lang w:val="en-US"/>
-        </w:rPr>
         <w:t>sh</w:t>
       </w:r>
     </w:p>
@@ -2937,6 +2867,9 @@
         <w:pStyle w:val="a9"/>
       </w:pPr>
       <w:r>
+        <w:rPr>
+          <w:noProof/>
+        </w:rPr>
         <w:drawing>
           <wp:inline distT="0" distB="0" distL="0" distR="0" wp14:anchorId="679796AD" wp14:editId="6D8E13E4">
             <wp:extent cx="5362575" cy="1893382"/>
@@ -2979,10 +2912,7 @@
         <w:pStyle w:val="a9"/>
       </w:pPr>
       <w:r>
-        <w:t xml:space="preserve">Рисунок 8 - </w:t>
-      </w:r>
-      <w:r>
-        <w:t>Запуск скрипта</w:t>
+        <w:t>Рисунок 8 - Запуск скрипта</w:t>
       </w:r>
     </w:p>
     <w:p>
@@ -3008,6 +2938,9 @@
         <w:pStyle w:val="a9"/>
       </w:pPr>
       <w:r>
+        <w:rPr>
+          <w:noProof/>
+        </w:rPr>
         <w:drawing>
           <wp:inline distT="0" distB="0" distL="0" distR="0" wp14:anchorId="00735D69" wp14:editId="70CD7B49">
             <wp:extent cx="5940425" cy="3752850"/>
@@ -3052,12 +2985,54 @@
       <w:r>
         <w:t xml:space="preserve">Рисунок 9 – </w:t>
       </w:r>
+      <w:r>
+        <w:rPr>
+          <w:lang w:val="en-US"/>
+        </w:rPr>
+        <w:t>Bash</w:t>
+      </w:r>
+      <w:r>
+        <w:t>-</w:t>
+      </w:r>
+      <w:r>
+        <w:t>скрипт</w:t>
+      </w:r>
+      <w:r>
+        <w:t xml:space="preserve"> </w:t>
+      </w:r>
+      <w:r>
+        <w:t>файла</w:t>
+      </w:r>
+      <w:r>
+        <w:t xml:space="preserve"> </w:t>
+      </w:r>
+      <w:r>
+        <w:rPr>
+          <w:lang w:val="en-US"/>
+        </w:rPr>
+        <w:t>myscript</w:t>
+      </w:r>
+      <w:r>
+        <w:t>5</w:t>
+      </w:r>
+      <w:r>
+        <w:t>.</w:t>
+      </w:r>
+      <w:r>
+        <w:rPr>
+          <w:lang w:val="en-US"/>
+        </w:rPr>
+        <w:t>sh</w:t>
+      </w:r>
     </w:p>
     <w:p>
       <w:pPr>
         <w:pStyle w:val="a9"/>
       </w:pPr>
       <w:r>
+        <w:rPr>
+          <w:noProof/>
+        </w:rPr>
         <w:drawing>
           <wp:inline distT="0" distB="0" distL="0" distR="0" wp14:anchorId="0232BE08" wp14:editId="1C40C02D">
             <wp:extent cx="5940425" cy="1671320"/>
@@ -3102,6 +3077,12 @@
       <w:r>
         <w:t>Рисунок 10 -</w:t>
       </w:r>
+      <w:r>
+        <w:t xml:space="preserve"> </w:t>
+      </w:r>
+      <w:r>
+        <w:t>Запуск скрипта</w:t>
+      </w:r>
     </w:p>
     <w:p>
       <w:pPr>
@@ -3129,6 +3110,7 @@
       </w:pPr>
       <w:r>
         <w:rPr>
+          <w:noProof/>
           <w:lang w:val="en-US"/>
         </w:rPr>
         <w:lastRenderedPageBreak/>
@@ -3172,9 +3154,60 @@
     <w:p>
       <w:pPr>
         <w:pStyle w:val="a9"/>
-      </w:pPr>
-      <w:r>
-        <w:t>Рисунок 11 -</w:t>
+        <w:rPr>
+          <w:lang w:val="en-US"/>
+        </w:rPr>
+      </w:pPr>
+      <w:r>
+        <w:t>Рисунок</w:t>
+      </w:r>
+      <w:r>
+        <w:rPr>
+          <w:lang w:val="en-US"/>
+        </w:rPr>
+        <w:t xml:space="preserve"> 11 -</w:t>
+      </w:r>
+      <w:r>
+        <w:rPr>
+          <w:lang w:val="en-US"/>
+        </w:rPr>
+        <w:t xml:space="preserve"> </w:t>
+      </w:r>
+      <w:r>
+        <w:rPr>
+          <w:lang w:val="en-US"/>
+        </w:rPr>
+        <w:t>Bash-</w:t>
+      </w:r>
+      <w:r>
+        <w:t>скрипт</w:t>
+      </w:r>
+      <w:r>
+        <w:rPr>
+          <w:lang w:val="en-US"/>
+        </w:rPr>
+        <w:t xml:space="preserve"> </w:t>
+      </w:r>
+      <w:r>
+        <w:t>файла</w:t>
+      </w:r>
+      <w:r>
+        <w:rPr>
+          <w:lang w:val="en-US"/>
+        </w:rPr>
+        <w:t xml:space="preserve"> myscript</w:t>
+      </w:r>
+      <w:r>
+        <w:rPr>
+          <w:lang w:val="en-US"/>
+        </w:rPr>
+        <w:t>6</w:t>
+      </w:r>
+      <w:r>
+        <w:rPr>
+          <w:lang w:val="en-US"/>
+        </w:rPr>
+        <w:t>.sh</w:t>
       </w:r>
     </w:p>
     <w:p>
@@ -3186,6 +3219,7 @@
       </w:pPr>
       <w:r>
         <w:rPr>
+          <w:noProof/>
           <w:lang w:val="en-US"/>
         </w:rPr>
         <w:drawing>
@@ -3235,6 +3269,9 @@
       <w:r>
         <w:t xml:space="preserve">– </w:t>
       </w:r>
+      <w:r>
+        <w:t>Запуск скрипта</w:t>
+      </w:r>
     </w:p>
     <w:p>
       <w:pPr>
@@ -3251,19 +3288,383 @@
       </w:pPr>
       <w:bookmarkStart w:id="5" w:name="_Toc191838089"/>
       <w:r>
+        <w:t>Часть 2. Описание найденных зависимостей, текст или скриншот файла requirements.txt, текст или скриншот итогового скрипта, скриншоты выполненной работы.</w:t>
+      </w:r>
+      <w:bookmarkEnd w:id="5"/>
+      <w:r>
+        <w:t xml:space="preserve"> </w:t>
+      </w:r>
+    </w:p>
+    <w:p>
+      <w:pPr>
+        <w:pStyle w:val="a9"/>
+      </w:pPr>
+      <w:r>
+        <w:br w:type="page"/>
+      </w:r>
+      <w:r>
+        <w:rPr>
+          <w:noProof/>
+        </w:rPr>
         <w:lastRenderedPageBreak/>
-        <w:t>Часть 2. Описание найденных зависимостей, текст или скриншот файла requirements.txt, текст или скриншот итогового скрипта, скриншоты выполненной работы.</w:t>
-      </w:r>
-      <w:bookmarkEnd w:id="5"/>
-      <w:r>
+        <w:drawing>
+          <wp:inline distT="0" distB="0" distL="0" distR="0" wp14:anchorId="6ECB4DB1" wp14:editId="53E83DAB">
+            <wp:extent cx="4524012" cy="3536032"/>
+            <wp:effectExtent l="0" t="0" r="0" b="7620"/>
+            <wp:docPr id="14" name="Рисунок 14"/>
+            <wp:cNvGraphicFramePr>
+              <a:graphicFrameLocks xmlns:a="http://schemas.openxmlformats.org/drawingml/2006/main" noChangeAspect="1"/>
+            </wp:cNvGraphicFramePr>
+            <a:graphic xmlns:a="http://schemas.openxmlformats.org/drawingml/2006/main">
+              <a:graphicData uri="http://schemas.openxmlformats.org/drawingml/2006/picture">
+                <pic:pic xmlns:pic="http://schemas.openxmlformats.org/drawingml/2006/picture">
+                  <pic:nvPicPr>
+                    <pic:cNvPr id="1" name=""/>
+                    <pic:cNvPicPr/>
+                  </pic:nvPicPr>
+                  <pic:blipFill>
+                    <a:blip r:embed="rId20"/>
+                    <a:stretch>
+                      <a:fillRect/>
+                    </a:stretch>
+                  </pic:blipFill>
+                  <pic:spPr>
+                    <a:xfrm>
+                      <a:off x="0" y="0"/>
+                      <a:ext cx="4530392" cy="3541018"/>
+                    </a:xfrm>
+                    <a:prstGeom prst="rect">
+                      <a:avLst/>
+                    </a:prstGeom>
+                  </pic:spPr>
+                </pic:pic>
+              </a:graphicData>
+            </a:graphic>
+          </wp:inline>
+        </w:drawing>
+      </w:r>
+    </w:p>
+    <w:p>
+      <w:pPr>
+        <w:pStyle w:val="a9"/>
+      </w:pPr>
+      <w:r>
+        <w:t>Рисунок 13 –</w:t>
+      </w:r>
+      <w:r>
+        <w:rPr>
+          <w:lang w:val="en-US"/>
+        </w:rPr>
         <w:t xml:space="preserve"> </w:t>
       </w:r>
-    </w:p>
-    <w:p/>
-    <w:p>
-      <w:r>
-        <w:br w:type="page"/>
-      </w:r>
+      <w:r>
+        <w:rPr>
+          <w:lang w:val="en-US"/>
+        </w:rPr>
+        <w:t>Bash</w:t>
+      </w:r>
+      <w:r>
+        <w:t>-</w:t>
+      </w:r>
+      <w:r>
+        <w:rPr>
+          <w:lang w:val="en-US"/>
+        </w:rPr>
+        <w:t>script</w:t>
+      </w:r>
+      <w:r>
+        <w:t xml:space="preserve"> 2 </w:t>
+      </w:r>
+      <w:r>
+        <w:t>части</w:t>
+      </w:r>
+    </w:p>
+    <w:p>
+      <w:pPr>
+        <w:pStyle w:val="a9"/>
+      </w:pPr>
+    </w:p>
+    <w:p>
+      <w:pPr>
+        <w:pStyle w:val="a9"/>
+      </w:pPr>
+    </w:p>
+    <w:p>
+      <w:pPr>
+        <w:pStyle w:val="a9"/>
+      </w:pPr>
+      <w:r>
+        <w:rPr>
+          <w:noProof/>
+        </w:rPr>
+        <w:drawing>
+          <wp:inline distT="0" distB="0" distL="0" distR="0" wp14:anchorId="4E37C588" wp14:editId="074AC8D7">
+            <wp:extent cx="4476860" cy="3756638"/>
+            <wp:effectExtent l="0" t="0" r="0" b="0"/>
+            <wp:docPr id="15" name="Рисунок 15"/>
+            <wp:cNvGraphicFramePr>
+              <a:graphicFrameLocks xmlns:a="http://schemas.openxmlformats.org/drawingml/2006/main" noChangeAspect="1"/>
+            </wp:cNvGraphicFramePr>
+            <a:graphic xmlns:a="http://schemas.openxmlformats.org/drawingml/2006/main">
+              <a:graphicData uri="http://schemas.openxmlformats.org/drawingml/2006/picture">
+                <pic:pic xmlns:pic="http://schemas.openxmlformats.org/drawingml/2006/picture">
+                  <pic:nvPicPr>
+                    <pic:cNvPr id="1" name=""/>
+                    <pic:cNvPicPr/>
+                  </pic:nvPicPr>
+                  <pic:blipFill>
+                    <a:blip r:embed="rId21"/>
+                    <a:stretch>
+                      <a:fillRect/>
+                    </a:stretch>
+                  </pic:blipFill>
+                  <pic:spPr>
+                    <a:xfrm>
+                      <a:off x="0" y="0"/>
+                      <a:ext cx="4487399" cy="3765481"/>
+                    </a:xfrm>
+                    <a:prstGeom prst="rect">
+                      <a:avLst/>
+                    </a:prstGeom>
+                  </pic:spPr>
+                </pic:pic>
+              </a:graphicData>
+            </a:graphic>
+          </wp:inline>
+        </w:drawing>
+      </w:r>
+    </w:p>
+    <w:p>
+      <w:pPr>
+        <w:pStyle w:val="a9"/>
+      </w:pPr>
+      <w:r>
+        <w:t>Рисунок 14 -</w:t>
+      </w:r>
+      <w:r>
+        <w:t xml:space="preserve">Результат </w:t>
+      </w:r>
+      <w:r>
+        <w:rPr>
+          <w:lang w:val="en-US"/>
+        </w:rPr>
+        <w:t>bash</w:t>
+      </w:r>
+      <w:r>
+        <w:t>-</w:t>
+      </w:r>
+      <w:r>
+        <w:rPr>
+          <w:lang w:val="en-US"/>
+        </w:rPr>
+        <w:t>script</w:t>
+      </w:r>
+      <w:r>
+        <w:t xml:space="preserve"> 2 </w:t>
+      </w:r>
+      <w:r>
+        <w:t>части</w:t>
+      </w:r>
+    </w:p>
+    <w:p>
+      <w:pPr>
+        <w:pStyle w:val="a9"/>
+        <w:jc w:val="both"/>
+      </w:pPr>
+    </w:p>
+    <w:p>
+      <w:pPr>
+        <w:pStyle w:val="a9"/>
+        <w:jc w:val="both"/>
+      </w:pPr>
+    </w:p>
+    <w:p>
+      <w:pPr>
+        <w:pStyle w:val="a9"/>
+        <w:jc w:val="both"/>
+      </w:pPr>
+    </w:p>
+    <w:p>
+      <w:pPr>
+        <w:pStyle w:val="a9"/>
+        <w:jc w:val="both"/>
+      </w:pPr>
+    </w:p>
+    <w:p>
+      <w:pPr>
+        <w:pStyle w:val="a9"/>
+        <w:jc w:val="both"/>
+      </w:pPr>
+    </w:p>
+    <w:p>
+      <w:pPr>
+        <w:pStyle w:val="a9"/>
+      </w:pPr>
+      <w:r>
+        <w:rPr>
+          <w:noProof/>
+        </w:rPr>
+        <w:drawing>
+          <wp:inline distT="0" distB="0" distL="0" distR="0" wp14:anchorId="4C898678" wp14:editId="52F88647">
+            <wp:extent cx="1885964" cy="4686334"/>
+            <wp:effectExtent l="0" t="0" r="0" b="0"/>
+            <wp:docPr id="16" name="Рисунок 16"/>
+            <wp:cNvGraphicFramePr>
+              <a:graphicFrameLocks xmlns:a="http://schemas.openxmlformats.org/drawingml/2006/main" noChangeAspect="1"/>
+            </wp:cNvGraphicFramePr>
+            <a:graphic xmlns:a="http://schemas.openxmlformats.org/drawingml/2006/main">
+              <a:graphicData uri="http://schemas.openxmlformats.org/drawingml/2006/picture">
+                <pic:pic xmlns:pic="http://schemas.openxmlformats.org/drawingml/2006/picture">
+                  <pic:nvPicPr>
+                    <pic:cNvPr id="1" name=""/>
+                    <pic:cNvPicPr/>
+                  </pic:nvPicPr>
+                  <pic:blipFill>
+                    <a:blip r:embed="rId22"/>
+                    <a:stretch>
+                      <a:fillRect/>
+                    </a:stretch>
+                  </pic:blipFill>
+                  <pic:spPr>
+                    <a:xfrm>
+                      <a:off x="0" y="0"/>
+                      <a:ext cx="1885964" cy="4686334"/>
+                    </a:xfrm>
+                    <a:prstGeom prst="rect">
+                      <a:avLst/>
+                    </a:prstGeom>
+                  </pic:spPr>
+                </pic:pic>
+              </a:graphicData>
+            </a:graphic>
+          </wp:inline>
+        </w:drawing>
+      </w:r>
+    </w:p>
+    <w:p>
+      <w:pPr>
+        <w:pStyle w:val="a9"/>
+        <w:rPr>
+          <w:lang w:val="en-US"/>
+        </w:rPr>
+      </w:pPr>
+      <w:r>
+        <w:t xml:space="preserve">Рисунок 15 – Содержание </w:t>
+      </w:r>
+      <w:r>
+        <w:rPr>
+          <w:lang w:val="en-US"/>
+        </w:rPr>
+        <w:t>re</w:t>
+      </w:r>
+      <w:r>
+        <w:rPr>
+          <w:lang w:val="en-US"/>
+        </w:rPr>
+        <w:t>quirements.txt</w:t>
+      </w:r>
+    </w:p>
+    <w:p>
+      <w:pPr>
+        <w:pStyle w:val="a9"/>
+        <w:jc w:val="both"/>
+      </w:pPr>
+    </w:p>
+    <w:p>
+      <w:pPr>
+        <w:pStyle w:val="a9"/>
+        <w:jc w:val="both"/>
+      </w:pPr>
+    </w:p>
+    <w:p>
+      <w:pPr>
+        <w:pStyle w:val="a9"/>
+        <w:jc w:val="both"/>
+      </w:pPr>
+    </w:p>
+    <w:p>
+      <w:pPr>
+        <w:pStyle w:val="a9"/>
+        <w:jc w:val="both"/>
+      </w:pPr>
+    </w:p>
+    <w:p>
+      <w:pPr>
+        <w:pStyle w:val="a9"/>
+        <w:jc w:val="both"/>
+      </w:pPr>
+    </w:p>
+    <w:p>
+      <w:pPr>
+        <w:pStyle w:val="a9"/>
+        <w:jc w:val="both"/>
+      </w:pPr>
+    </w:p>
+    <w:p>
+      <w:pPr>
+        <w:pStyle w:val="a9"/>
+        <w:jc w:val="both"/>
+      </w:pPr>
+    </w:p>
+    <w:p>
+      <w:pPr>
+        <w:pStyle w:val="a9"/>
+        <w:jc w:val="both"/>
+      </w:pPr>
+    </w:p>
+    <w:p>
+      <w:pPr>
+        <w:pStyle w:val="a9"/>
+        <w:jc w:val="both"/>
+      </w:pPr>
+    </w:p>
+    <w:p>
+      <w:pPr>
+        <w:pStyle w:val="a9"/>
+        <w:jc w:val="both"/>
+      </w:pPr>
+    </w:p>
+    <w:p>
+      <w:pPr>
+        <w:pStyle w:val="a9"/>
+        <w:jc w:val="both"/>
+      </w:pPr>
+    </w:p>
+    <w:p>
+      <w:pPr>
+        <w:pStyle w:val="a9"/>
+        <w:jc w:val="both"/>
+      </w:pPr>
+    </w:p>
+    <w:p>
+      <w:pPr>
+        <w:pStyle w:val="a9"/>
+        <w:jc w:val="both"/>
+      </w:pPr>
+    </w:p>
+    <w:p>
+      <w:pPr>
+        <w:pStyle w:val="a9"/>
+        <w:jc w:val="both"/>
+      </w:pPr>
+    </w:p>
+    <w:p>
+      <w:pPr>
+        <w:pStyle w:val="a9"/>
+        <w:jc w:val="both"/>
+      </w:pPr>
+    </w:p>
+    <w:p>
+      <w:pPr>
+        <w:pStyle w:val="a9"/>
+        <w:jc w:val="both"/>
+      </w:pPr>
+    </w:p>
+    <w:p>
+      <w:pPr>
+        <w:pStyle w:val="a9"/>
+        <w:jc w:val="both"/>
+      </w:pPr>
     </w:p>
     <w:p>
       <w:pPr>
@@ -3281,13 +3682,41 @@
     </w:p>
     <w:p>
       <w:pPr>
-        <w:spacing w:line="259" w:lineRule="auto"/>
-        <w:ind w:firstLine="0"/>
-        <w:jc w:val="left"/>
-      </w:pPr>
+        <w:ind w:firstLine="432"/>
+      </w:pPr>
+      <w:r>
+        <w:t xml:space="preserve">В данной практической работе мы ознакомились с основными элементами в </w:t>
+      </w:r>
+      <w:r>
+        <w:rPr>
+          <w:lang w:val="en-US"/>
+        </w:rPr>
+        <w:t>bash</w:t>
+      </w:r>
+      <w:r>
+        <w:t xml:space="preserve"> </w:t>
+      </w:r>
+      <w:r>
+        <w:t>для создания скриптов</w:t>
+      </w:r>
+      <w:r>
+        <w:t xml:space="preserve"> </w:t>
+      </w:r>
+      <w:r>
+        <w:t xml:space="preserve">и получили основные навыки. Сделали несколько скриптов, а также сделали вариант с получением пакетов </w:t>
+      </w:r>
+      <w:r>
+        <w:rPr>
+          <w:lang w:val="en-US"/>
+        </w:rPr>
+        <w:t>python</w:t>
+      </w:r>
+      <w:r>
+        <w:t>.</w:t>
+      </w:r>
     </w:p>
     <w:sectPr>
-      <w:footerReference w:type="default" r:id="rId20"/>
+      <w:footerReference w:type="default" r:id="rId23"/>
       <w:pgSz w:w="11906" w:h="16838"/>
       <w:pgMar w:top="1134" w:right="850" w:bottom="1134" w:left="1701" w:header="708" w:footer="708" w:gutter="0"/>
       <w:cols w:space="708"/>
